--- a/_site/python/2021-11-29-08-prediccion-y-metrica-de-performance-con-python/index.docx
+++ b/_site/python/2021-11-29-08-prediccion-y-metrica-de-performance-con-python/index.docx
@@ -217,7 +217,7 @@
         <w:t xml:space="preserve">Palabras clave</w:t>
       </w:r>
       <w:r>
-        <w:t xml:space="preserve">: keyword1, keyword2</w:t>
+        <w:t xml:space="preserve">:</w:t>
       </w:r>
     </w:p>
     <w:p>
@@ -27555,6 +27555,33 @@
       </w:pPr>
       <w:r>
         <w:t xml:space="preserve">Aplicaciones en economía: papers en credit scoring, fraud detection</w:t>
+      </w:r>
+    </w:p>
+    <w:p>
+      <w:r>
+        <w:pict>
+          <v:rect style="width:0;height:1.5pt" o:hralign="center" o:hrstd="t" o:hr="t"/>
+        </w:pict>
+      </w:r>
+    </w:p>
+    <w:p>
+      <w:pPr>
+        <w:pStyle w:val="FirstParagraph"/>
+      </w:pPr>
+      <w:r>
+        <w:t xml:space="preserve">tipo: fragmento</w:t>
+      </w:r>
+      <w:r>
+        <w:t xml:space="preserve"> </w:t>
+      </w:r>
+      <w:r>
+        <w:t xml:space="preserve">titulo: texto de apertura del bloque «Publicaciones similares» (incluido en cada post)</w:t>
+      </w:r>
+      <w:r>
+        <w:t xml:space="preserve"> </w:t>
+      </w:r>
+      <w:r>
+        <w:t xml:space="preserve">—</w:t>
       </w:r>
     </w:p>
     <w:bookmarkEnd w:id="73"/>
@@ -27870,8 +27897,35 @@
       </w:hyperlink>
     </w:p>
     <w:p>
+      <w:r>
+        <w:pict>
+          <v:rect style="width:0;height:1.5pt" o:hralign="center" o:hrstd="t" o:hr="t"/>
+        </w:pict>
+      </w:r>
+    </w:p>
+    <w:p>
       <w:pPr>
         <w:pStyle w:val="FirstParagraph"/>
+      </w:pPr>
+      <w:r>
+        <w:t xml:space="preserve">tipo: fragmento</w:t>
+      </w:r>
+      <w:r>
+        <w:t xml:space="preserve"> </w:t>
+      </w:r>
+      <w:r>
+        <w:t xml:space="preserve">titulo: texto de cierre del bloque «Publicaciones similares» (incluido en cada post)</w:t>
+      </w:r>
+      <w:r>
+        <w:t xml:space="preserve"> </w:t>
+      </w:r>
+      <w:r>
+        <w:t xml:space="preserve">—</w:t>
+      </w:r>
+    </w:p>
+    <w:p>
+      <w:pPr>
+        <w:pStyle w:val="BodyText"/>
       </w:pPr>
       <w:r>
         <w:t xml:space="preserve">Esperamos que encuentres estas publicaciones igualmente interesantes y útiles. ¡Disfruta de la lectura!</w:t>

--- a/_site/python/2021-11-29-08-prediccion-y-metrica-de-performance-con-python/index.docx
+++ b/_site/python/2021-11-29-08-prediccion-y-metrica-de-performance-con-python/index.docx
@@ -27557,33 +27557,6 @@
         <w:t xml:space="preserve">Aplicaciones en economía: papers en credit scoring, fraud detection</w:t>
       </w:r>
     </w:p>
-    <w:p>
-      <w:r>
-        <w:pict>
-          <v:rect style="width:0;height:1.5pt" o:hralign="center" o:hrstd="t" o:hr="t"/>
-        </w:pict>
-      </w:r>
-    </w:p>
-    <w:p>
-      <w:pPr>
-        <w:pStyle w:val="FirstParagraph"/>
-      </w:pPr>
-      <w:r>
-        <w:t xml:space="preserve">tipo: fragmento</w:t>
-      </w:r>
-      <w:r>
-        <w:t xml:space="preserve"> </w:t>
-      </w:r>
-      <w:r>
-        <w:t xml:space="preserve">titulo: texto de apertura del bloque «Publicaciones similares» (incluido en cada post)</w:t>
-      </w:r>
-      <w:r>
-        <w:t xml:space="preserve"> </w:t>
-      </w:r>
-      <w:r>
-        <w:t xml:space="preserve">—</w:t>
-      </w:r>
-    </w:p>
     <w:bookmarkEnd w:id="73"/>
     <w:bookmarkStart w:id="102" w:name="publicaciones-similares"/>
     <w:p>
@@ -27897,35 +27870,8 @@
       </w:hyperlink>
     </w:p>
     <w:p>
-      <w:r>
-        <w:pict>
-          <v:rect style="width:0;height:1.5pt" o:hralign="center" o:hrstd="t" o:hr="t"/>
-        </w:pict>
-      </w:r>
-    </w:p>
-    <w:p>
       <w:pPr>
         <w:pStyle w:val="FirstParagraph"/>
-      </w:pPr>
-      <w:r>
-        <w:t xml:space="preserve">tipo: fragmento</w:t>
-      </w:r>
-      <w:r>
-        <w:t xml:space="preserve"> </w:t>
-      </w:r>
-      <w:r>
-        <w:t xml:space="preserve">titulo: texto de cierre del bloque «Publicaciones similares» (incluido en cada post)</w:t>
-      </w:r>
-      <w:r>
-        <w:t xml:space="preserve"> </w:t>
-      </w:r>
-      <w:r>
-        <w:t xml:space="preserve">—</w:t>
-      </w:r>
-    </w:p>
-    <w:p>
-      <w:pPr>
-        <w:pStyle w:val="BodyText"/>
       </w:pPr>
       <w:r>
         <w:t xml:space="preserve">Esperamos que encuentres estas publicaciones igualmente interesantes y útiles. ¡Disfruta de la lectura!</w:t>

--- a/_site/python/2021-11-29-08-prediccion-y-metrica-de-performance-con-python/index.docx
+++ b/_site/python/2021-11-29-08-prediccion-y-metrica-de-performance-con-python/index.docx
@@ -27558,7 +27558,7 @@
       </w:r>
     </w:p>
     <w:bookmarkEnd w:id="73"/>
-    <w:bookmarkStart w:id="102" w:name="publicaciones-similares"/>
+    <w:bookmarkStart w:id="100" w:name="publicaciones-similares"/>
     <w:p>
       <w:pPr>
         <w:pStyle w:val="Heading1"/>
@@ -27844,27 +27844,6 @@
           <w:rPr>
             <w:rStyle w:val="Hyperlink"/>
           </w:rPr>
-          <w:t xml:space="preserve">11 Validacion Cruzada Y Composicion Del Modelo Con Python</w:t>
-        </w:r>
-      </w:hyperlink>
-    </w:p>
-    <w:p>
-      <w:pPr>
-        <w:pStyle w:val="Compact"/>
-        <w:numPr>
-          <w:ilvl w:val="0"/>
-          <w:numId w:val="1006"/>
-        </w:numPr>
-      </w:pPr>
-      <w:hyperlink r:id="rId100"/>
-      <w:r>
-        <w:t xml:space="preserve"> </w:t>
-      </w:r>
-      <w:hyperlink r:id="rId101">
-        <w:r>
-          <w:rPr>
-            <w:rStyle w:val="Hyperlink"/>
-          </w:rPr>
           <w:t xml:space="preserve">Visualizacion De Datos Con Python</w:t>
         </w:r>
       </w:hyperlink>
@@ -27877,7 +27856,7 @@
         <w:t xml:space="preserve">Esperamos que encuentres estas publicaciones igualmente interesantes y útiles. ¡Disfruta de la lectura!</w:t>
       </w:r>
     </w:p>
-    <w:bookmarkEnd w:id="102"/>
+    <w:bookmarkEnd w:id="100"/>
     <w:sectPr>
       <w:headerReference r:id="rId8" w:type="even"/>
       <w:headerReference r:id="rId9" w:type="default"/>

--- a/_site/python/2021-11-29-08-prediccion-y-metrica-de-performance-con-python/index.docx
+++ b/_site/python/2021-11-29-08-prediccion-y-metrica-de-performance-con-python/index.docx
@@ -842,6 +842,170 @@
         <w:t xml:space="preserve">)</w:t>
       </w:r>
     </w:p>
+    <w:p>
+      <w:pPr>
+        <w:pStyle w:val="SourceCode"/>
+      </w:pPr>
+      <w:r>
+        <w:br/>
+      </w:r>
+      <w:r>
+        <w:rPr>
+          <w:rStyle w:val="VerbatimChar"/>
+        </w:rPr>
+        <w:t xml:space="preserve">FLUJO DE TOMA DE DECISIONES CON PREDICCIÓN</w:t>
+      </w:r>
+      <w:r>
+        <w:br/>
+      </w:r>
+      <w:r>
+        <w:br/>
+      </w:r>
+      <w:r>
+        <w:rPr>
+          <w:rStyle w:val="VerbatimChar"/>
+        </w:rPr>
+        <w:t xml:space="preserve">1. RECOLECCIÓN DE DATOS</w:t>
+      </w:r>
+      <w:r>
+        <w:br/>
+      </w:r>
+      <w:r>
+        <w:rPr>
+          <w:rStyle w:val="VerbatimChar"/>
+        </w:rPr>
+        <w:t xml:space="preserve">   ├─ Variables explicativas (características)</w:t>
+      </w:r>
+      <w:r>
+        <w:br/>
+      </w:r>
+      <w:r>
+        <w:rPr>
+          <w:rStyle w:val="VerbatimChar"/>
+        </w:rPr>
+        <w:t xml:space="preserve">   └─ Variable objetivo (lo que queremos predecir)</w:t>
+      </w:r>
+      <w:r>
+        <w:br/>
+      </w:r>
+      <w:r>
+        <w:br/>
+      </w:r>
+      <w:r>
+        <w:rPr>
+          <w:rStyle w:val="VerbatimChar"/>
+        </w:rPr>
+        <w:t xml:space="preserve">2. ENTRENAMIENTO DEL MODELO</w:t>
+      </w:r>
+      <w:r>
+        <w:br/>
+      </w:r>
+      <w:r>
+        <w:rPr>
+          <w:rStyle w:val="VerbatimChar"/>
+        </w:rPr>
+        <w:t xml:space="preserve">   ├─ Aprender patrones de los datos históricos</w:t>
+      </w:r>
+      <w:r>
+        <w:br/>
+      </w:r>
+      <w:r>
+        <w:rPr>
+          <w:rStyle w:val="VerbatimChar"/>
+        </w:rPr>
+        <w:t xml:space="preserve">   └─ Establecer relación entre X (predictores) y Y (objetivo)</w:t>
+      </w:r>
+      <w:r>
+        <w:br/>
+      </w:r>
+      <w:r>
+        <w:br/>
+      </w:r>
+      <w:r>
+        <w:rPr>
+          <w:rStyle w:val="VerbatimChar"/>
+        </w:rPr>
+        <w:t xml:space="preserve">3. PREDICCIÓN</w:t>
+      </w:r>
+      <w:r>
+        <w:br/>
+      </w:r>
+      <w:r>
+        <w:rPr>
+          <w:rStyle w:val="VerbatimChar"/>
+        </w:rPr>
+        <w:t xml:space="preserve">   ├─ Aplicar modelo a nuevos casos</w:t>
+      </w:r>
+      <w:r>
+        <w:br/>
+      </w:r>
+      <w:r>
+        <w:rPr>
+          <w:rStyle w:val="VerbatimChar"/>
+        </w:rPr>
+        <w:t xml:space="preserve">   └─ Obtener probabilidades o clasificaciones</w:t>
+      </w:r>
+      <w:r>
+        <w:br/>
+      </w:r>
+      <w:r>
+        <w:br/>
+      </w:r>
+      <w:r>
+        <w:rPr>
+          <w:rStyle w:val="VerbatimChar"/>
+        </w:rPr>
+        <w:t xml:space="preserve">4. EVALUACIÓN</w:t>
+      </w:r>
+      <w:r>
+        <w:br/>
+      </w:r>
+      <w:r>
+        <w:rPr>
+          <w:rStyle w:val="VerbatimChar"/>
+        </w:rPr>
+        <w:t xml:space="preserve">   ├─ Medir qué tan buenas son las predicciones</w:t>
+      </w:r>
+      <w:r>
+        <w:br/>
+      </w:r>
+      <w:r>
+        <w:rPr>
+          <w:rStyle w:val="VerbatimChar"/>
+        </w:rPr>
+        <w:t xml:space="preserve">   └─ Usar métricas apropiadas</w:t>
+      </w:r>
+      <w:r>
+        <w:br/>
+      </w:r>
+      <w:r>
+        <w:br/>
+      </w:r>
+      <w:r>
+        <w:rPr>
+          <w:rStyle w:val="VerbatimChar"/>
+        </w:rPr>
+        <w:t xml:space="preserve">5. DECISIÓN</w:t>
+      </w:r>
+      <w:r>
+        <w:br/>
+      </w:r>
+      <w:r>
+        <w:rPr>
+          <w:rStyle w:val="VerbatimChar"/>
+        </w:rPr>
+        <w:t xml:space="preserve">   ├─ Usar predicción para tomar acción</w:t>
+      </w:r>
+      <w:r>
+        <w:br/>
+      </w:r>
+      <w:r>
+        <w:rPr>
+          <w:rStyle w:val="VerbatimChar"/>
+        </w:rPr>
+        <w:t xml:space="preserve">   └─ Ej: Aprobar/rechazar crédito, intervenir/no intervenir</w:t>
+      </w:r>
+    </w:p>
     <w:bookmarkEnd w:id="30"/>
     <w:bookmarkEnd w:id="31"/>
     <w:bookmarkStart w:id="34" w:name="clasificación-binaria"/>
@@ -1782,6 +1946,176 @@
         <w:t xml:space="preserve">)</w:t>
       </w:r>
     </w:p>
+    <w:p>
+      <w:pPr>
+        <w:pStyle w:val="SourceCode"/>
+      </w:pPr>
+      <w:r>
+        <w:rPr>
+          <w:rStyle w:val="VerbatimChar"/>
+        </w:rPr>
+        <w:t xml:space="preserve">Dataset de admisiones:</w:t>
+      </w:r>
+      <w:r>
+        <w:br/>
+      </w:r>
+      <w:r>
+        <w:rPr>
+          <w:rStyle w:val="VerbatimChar"/>
+        </w:rPr>
+        <w:t xml:space="preserve">   puntaje_examen       gpa  experiencia_laboral  publicaciones  admitido</w:t>
+      </w:r>
+      <w:r>
+        <w:br/>
+      </w:r>
+      <w:r>
+        <w:rPr>
+          <w:rStyle w:val="VerbatimChar"/>
+        </w:rPr>
+        <w:t xml:space="preserve">0             602  3.355129                    6              3         1</w:t>
+      </w:r>
+      <w:r>
+        <w:br/>
+      </w:r>
+      <w:r>
+        <w:rPr>
+          <w:rStyle w:val="VerbatimChar"/>
+        </w:rPr>
+        <w:t xml:space="preserve">1             770  2.033176                    5              4         1</w:t>
+      </w:r>
+      <w:r>
+        <w:br/>
+      </w:r>
+      <w:r>
+        <w:rPr>
+          <w:rStyle w:val="VerbatimChar"/>
+        </w:rPr>
+        <w:t xml:space="preserve">2             606  3.024186                    1              4         1</w:t>
+      </w:r>
+      <w:r>
+        <w:br/>
+      </w:r>
+      <w:r>
+        <w:rPr>
+          <w:rStyle w:val="VerbatimChar"/>
+        </w:rPr>
+        <w:t xml:space="preserve">3             571  2.452992                    4              4         1</w:t>
+      </w:r>
+      <w:r>
+        <w:br/>
+      </w:r>
+      <w:r>
+        <w:rPr>
+          <w:rStyle w:val="VerbatimChar"/>
+        </w:rPr>
+        <w:t xml:space="preserve">4             688  3.290346                    2              4         1</w:t>
+      </w:r>
+      <w:r>
+        <w:br/>
+      </w:r>
+      <w:r>
+        <w:rPr>
+          <w:rStyle w:val="VerbatimChar"/>
+        </w:rPr>
+        <w:t xml:space="preserve">5             520  2.348733                    1              4         0</w:t>
+      </w:r>
+      <w:r>
+        <w:br/>
+      </w:r>
+      <w:r>
+        <w:rPr>
+          <w:rStyle w:val="VerbatimChar"/>
+        </w:rPr>
+        <w:t xml:space="preserve">6             602  3.381875                    2              2         0</w:t>
+      </w:r>
+      <w:r>
+        <w:br/>
+      </w:r>
+      <w:r>
+        <w:rPr>
+          <w:rStyle w:val="VerbatimChar"/>
+        </w:rPr>
+        <w:t xml:space="preserve">7             621  2.773471                    6              3         1</w:t>
+      </w:r>
+      <w:r>
+        <w:br/>
+      </w:r>
+      <w:r>
+        <w:rPr>
+          <w:rStyle w:val="VerbatimChar"/>
+        </w:rPr>
+        <w:t xml:space="preserve">8             714  3.873460                    0              4         1</w:t>
+      </w:r>
+      <w:r>
+        <w:br/>
+      </w:r>
+      <w:r>
+        <w:rPr>
+          <w:rStyle w:val="VerbatimChar"/>
+        </w:rPr>
+        <w:t xml:space="preserve">9             587  2.275042                    1              3         0</w:t>
+      </w:r>
+      <w:r>
+        <w:br/>
+      </w:r>
+      <w:r>
+        <w:br/>
+      </w:r>
+      <w:r>
+        <w:rPr>
+          <w:rStyle w:val="VerbatimChar"/>
+        </w:rPr>
+        <w:t xml:space="preserve">Distribución de admisiones:</w:t>
+      </w:r>
+      <w:r>
+        <w:br/>
+      </w:r>
+      <w:r>
+        <w:rPr>
+          <w:rStyle w:val="VerbatimChar"/>
+        </w:rPr>
+        <w:t xml:space="preserve">admitido</w:t>
+      </w:r>
+      <w:r>
+        <w:br/>
+      </w:r>
+      <w:r>
+        <w:rPr>
+          <w:rStyle w:val="VerbatimChar"/>
+        </w:rPr>
+        <w:t xml:space="preserve">1    140</w:t>
+      </w:r>
+      <w:r>
+        <w:br/>
+      </w:r>
+      <w:r>
+        <w:rPr>
+          <w:rStyle w:val="VerbatimChar"/>
+        </w:rPr>
+        <w:t xml:space="preserve">0     60</w:t>
+      </w:r>
+      <w:r>
+        <w:br/>
+      </w:r>
+      <w:r>
+        <w:rPr>
+          <w:rStyle w:val="VerbatimChar"/>
+        </w:rPr>
+        <w:t xml:space="preserve">Name: count, dtype: int64</w:t>
+      </w:r>
+      <w:r>
+        <w:br/>
+      </w:r>
+      <w:r>
+        <w:br/>
+      </w:r>
+      <w:r>
+        <w:rPr>
+          <w:rStyle w:val="VerbatimChar"/>
+        </w:rPr>
+        <w:t xml:space="preserve">Tasa de admisión: 70.0%</w:t>
+      </w:r>
+    </w:p>
     <w:bookmarkEnd w:id="32"/>
     <w:bookmarkStart w:id="33" w:name="entrenar-modelo-de-clasificación"/>
     <w:p>
@@ -2364,9 +2698,86 @@
         <w:t xml:space="preserve">)</w:t>
       </w:r>
     </w:p>
+    <w:p>
+      <w:pPr>
+        <w:pStyle w:val="SourceCode"/>
+      </w:pPr>
+      <w:r>
+        <w:rPr>
+          <w:rStyle w:val="VerbatimChar"/>
+        </w:rPr>
+        <w:t xml:space="preserve">Tamaño conjunto entrenamiento: 140</w:t>
+      </w:r>
+      <w:r>
+        <w:br/>
+      </w:r>
+      <w:r>
+        <w:rPr>
+          <w:rStyle w:val="VerbatimChar"/>
+        </w:rPr>
+        <w:t xml:space="preserve">Tamaño conjunto prueba: 60</w:t>
+      </w:r>
+      <w:r>
+        <w:br/>
+      </w:r>
+      <w:r>
+        <w:br/>
+      </w:r>
+      <w:r>
+        <w:rPr>
+          <w:rStyle w:val="VerbatimChar"/>
+        </w:rPr>
+        <w:t xml:space="preserve">Modelo entrenado exitosamente</w:t>
+      </w:r>
+      <w:r>
+        <w:br/>
+      </w:r>
+      <w:r>
+        <w:rPr>
+          <w:rStyle w:val="VerbatimChar"/>
+        </w:rPr>
+        <w:t xml:space="preserve">Coeficientes del modelo:</w:t>
+      </w:r>
+      <w:r>
+        <w:br/>
+      </w:r>
+      <w:r>
+        <w:rPr>
+          <w:rStyle w:val="VerbatimChar"/>
+        </w:rPr>
+        <w:t xml:space="preserve">  puntaje_examen: 0.0089</w:t>
+      </w:r>
+      <w:r>
+        <w:br/>
+      </w:r>
+      <w:r>
+        <w:rPr>
+          <w:rStyle w:val="VerbatimChar"/>
+        </w:rPr>
+        <w:t xml:space="preserve">  gpa: 0.7248</w:t>
+      </w:r>
+      <w:r>
+        <w:br/>
+      </w:r>
+      <w:r>
+        <w:rPr>
+          <w:rStyle w:val="VerbatimChar"/>
+        </w:rPr>
+        <w:t xml:space="preserve">  experiencia_laboral: 0.5510</w:t>
+      </w:r>
+      <w:r>
+        <w:br/>
+      </w:r>
+      <w:r>
+        <w:rPr>
+          <w:rStyle w:val="VerbatimChar"/>
+        </w:rPr>
+        <w:t xml:space="preserve">  publicaciones: 0.8955</w:t>
+      </w:r>
+    </w:p>
     <w:bookmarkEnd w:id="33"/>
     <w:bookmarkEnd w:id="34"/>
-    <w:bookmarkStart w:id="38" w:name="thresholding-umbralización"/>
+    <w:bookmarkStart w:id="41" w:name="thresholding-umbralización"/>
     <w:p>
       <w:pPr>
         <w:pStyle w:val="Heading1"/>
@@ -3038,6 +3449,224 @@
           <w:rStyle w:val="NormalTok"/>
         </w:rPr>
         <w:t xml:space="preserve">].describe())</w:t>
+      </w:r>
+    </w:p>
+    <w:p>
+      <w:pPr>
+        <w:pStyle w:val="SourceCode"/>
+      </w:pPr>
+      <w:r>
+        <w:rPr>
+          <w:rStyle w:val="VerbatimChar"/>
+        </w:rPr>
+        <w:t xml:space="preserve">Probabilidades de predicción (primeras 10 observaciones):</w:t>
+      </w:r>
+      <w:r>
+        <w:br/>
+      </w:r>
+      <w:r>
+        <w:br/>
+      </w:r>
+      <w:r>
+        <w:rPr>
+          <w:rStyle w:val="VerbatimChar"/>
+        </w:rPr>
+        <w:t xml:space="preserve">Índice | P(No admitido) | P(Admitido) | Predicción</w:t>
+      </w:r>
+      <w:r>
+        <w:br/>
+      </w:r>
+      <w:r>
+        <w:rPr>
+          <w:rStyle w:val="VerbatimChar"/>
+        </w:rPr>
+        <w:t xml:space="preserve">-------------------------------------------------------</w:t>
+      </w:r>
+      <w:r>
+        <w:br/>
+      </w:r>
+      <w:r>
+        <w:rPr>
+          <w:rStyle w:val="VerbatimChar"/>
+        </w:rPr>
+        <w:t xml:space="preserve">     0 |         0.2196 |      0.7804 | Admitido</w:t>
+      </w:r>
+      <w:r>
+        <w:br/>
+      </w:r>
+      <w:r>
+        <w:rPr>
+          <w:rStyle w:val="VerbatimChar"/>
+        </w:rPr>
+        <w:t xml:space="preserve">     1 |         0.1008 |      0.8992 | Admitido</w:t>
+      </w:r>
+      <w:r>
+        <w:br/>
+      </w:r>
+      <w:r>
+        <w:rPr>
+          <w:rStyle w:val="VerbatimChar"/>
+        </w:rPr>
+        <w:t xml:space="preserve">     2 |         0.4035 |      0.5965 | Admitido</w:t>
+      </w:r>
+      <w:r>
+        <w:br/>
+      </w:r>
+      <w:r>
+        <w:rPr>
+          <w:rStyle w:val="VerbatimChar"/>
+        </w:rPr>
+        <w:t xml:space="preserve">     3 |         0.2008 |      0.7992 | Admitido</w:t>
+      </w:r>
+      <w:r>
+        <w:br/>
+      </w:r>
+      <w:r>
+        <w:rPr>
+          <w:rStyle w:val="VerbatimChar"/>
+        </w:rPr>
+        <w:t xml:space="preserve">     4 |         0.0295 |      0.9705 | Admitido</w:t>
+      </w:r>
+      <w:r>
+        <w:br/>
+      </w:r>
+      <w:r>
+        <w:rPr>
+          <w:rStyle w:val="VerbatimChar"/>
+        </w:rPr>
+        <w:t xml:space="preserve">     5 |         0.7350 |      0.2650 | No admitido</w:t>
+      </w:r>
+      <w:r>
+        <w:br/>
+      </w:r>
+      <w:r>
+        <w:rPr>
+          <w:rStyle w:val="VerbatimChar"/>
+        </w:rPr>
+        <w:t xml:space="preserve">     6 |         0.0866 |      0.9134 | Admitido</w:t>
+      </w:r>
+      <w:r>
+        <w:br/>
+      </w:r>
+      <w:r>
+        <w:rPr>
+          <w:rStyle w:val="VerbatimChar"/>
+        </w:rPr>
+        <w:t xml:space="preserve">     7 |         0.5659 |      0.4341 | No admitido</w:t>
+      </w:r>
+      <w:r>
+        <w:br/>
+      </w:r>
+      <w:r>
+        <w:rPr>
+          <w:rStyle w:val="VerbatimChar"/>
+        </w:rPr>
+        <w:t xml:space="preserve">     8 |         0.0246 |      0.9754 | Admitido</w:t>
+      </w:r>
+      <w:r>
+        <w:br/>
+      </w:r>
+      <w:r>
+        <w:rPr>
+          <w:rStyle w:val="VerbatimChar"/>
+        </w:rPr>
+        <w:t xml:space="preserve">     9 |         0.1647 |      0.8353 | Admitido</w:t>
+      </w:r>
+      <w:r>
+        <w:br/>
+      </w:r>
+      <w:r>
+        <w:br/>
+      </w:r>
+      <w:r>
+        <w:br/>
+      </w:r>
+      <w:r>
+        <w:rPr>
+          <w:rStyle w:val="VerbatimChar"/>
+        </w:rPr>
+        <w:t xml:space="preserve">Estadísticas de probabilidades:</w:t>
+      </w:r>
+      <w:r>
+        <w:br/>
+      </w:r>
+      <w:r>
+        <w:rPr>
+          <w:rStyle w:val="VerbatimChar"/>
+        </w:rPr>
+        <w:t xml:space="preserve">count    60.000000</w:t>
+      </w:r>
+      <w:r>
+        <w:br/>
+      </w:r>
+      <w:r>
+        <w:rPr>
+          <w:rStyle w:val="VerbatimChar"/>
+        </w:rPr>
+        <w:t xml:space="preserve">mean      0.685291</w:t>
+      </w:r>
+      <w:r>
+        <w:br/>
+      </w:r>
+      <w:r>
+        <w:rPr>
+          <w:rStyle w:val="VerbatimChar"/>
+        </w:rPr>
+        <w:t xml:space="preserve">std       0.275099</w:t>
+      </w:r>
+      <w:r>
+        <w:br/>
+      </w:r>
+      <w:r>
+        <w:rPr>
+          <w:rStyle w:val="VerbatimChar"/>
+        </w:rPr>
+        <w:t xml:space="preserve">min       0.078084</w:t>
+      </w:r>
+      <w:r>
+        <w:br/>
+      </w:r>
+      <w:r>
+        <w:rPr>
+          <w:rStyle w:val="VerbatimChar"/>
+        </w:rPr>
+        <w:t xml:space="preserve">25%       0.498738</w:t>
+      </w:r>
+      <w:r>
+        <w:br/>
+      </w:r>
+      <w:r>
+        <w:rPr>
+          <w:rStyle w:val="VerbatimChar"/>
+        </w:rPr>
+        <w:t xml:space="preserve">50%       0.780514</w:t>
+      </w:r>
+      <w:r>
+        <w:br/>
+      </w:r>
+      <w:r>
+        <w:rPr>
+          <w:rStyle w:val="VerbatimChar"/>
+        </w:rPr>
+        <w:t xml:space="preserve">75%       0.928637</w:t>
+      </w:r>
+      <w:r>
+        <w:br/>
+      </w:r>
+      <w:r>
+        <w:rPr>
+          <w:rStyle w:val="VerbatimChar"/>
+        </w:rPr>
+        <w:t xml:space="preserve">max       0.998200</w:t>
+      </w:r>
+      <w:r>
+        <w:br/>
+      </w:r>
+      <w:r>
+        <w:rPr>
+          <w:rStyle w:val="VerbatimChar"/>
+        </w:rPr>
+        <w:t xml:space="preserve">Name: prob_admitido, dtype: float64</w:t>
       </w:r>
     </w:p>
     <w:bookmarkEnd w:id="35"/>
@@ -3667,8 +4296,148 @@
         <w:t xml:space="preserve">)</w:t>
       </w:r>
     </w:p>
+    <w:p>
+      <w:pPr>
+        <w:pStyle w:val="SourceCode"/>
+      </w:pPr>
+      <w:r>
+        <w:rPr>
+          <w:rStyle w:val="VerbatimChar"/>
+        </w:rPr>
+        <w:t xml:space="preserve">EFECTO DEL UMBRAL EN LA CLASIFICACIÓN</w:t>
+      </w:r>
+      <w:r>
+        <w:br/>
+      </w:r>
+      <w:r>
+        <w:rPr>
+          <w:rStyle w:val="VerbatimChar"/>
+        </w:rPr>
+        <w:t xml:space="preserve">======================================================================</w:t>
+      </w:r>
+      <w:r>
+        <w:br/>
+      </w:r>
+      <w:r>
+        <w:br/>
+      </w:r>
+      <w:r>
+        <w:rPr>
+          <w:rStyle w:val="VerbatimChar"/>
+        </w:rPr>
+        <w:t xml:space="preserve">Umbral: 0.3</w:t>
+      </w:r>
+      <w:r>
+        <w:br/>
+      </w:r>
+      <w:r>
+        <w:rPr>
+          <w:rStyle w:val="VerbatimChar"/>
+        </w:rPr>
+        <w:t xml:space="preserve">  Predicciones positivas: 53 (88.3%)</w:t>
+      </w:r>
+      <w:r>
+        <w:br/>
+      </w:r>
+      <w:r>
+        <w:rPr>
+          <w:rStyle w:val="VerbatimChar"/>
+        </w:rPr>
+        <w:t xml:space="preserve">  Predicciones negativas: 7</w:t>
+      </w:r>
+      <w:r>
+        <w:br/>
+      </w:r>
+      <w:r>
+        <w:br/>
+      </w:r>
+      <w:r>
+        <w:rPr>
+          <w:rStyle w:val="VerbatimChar"/>
+        </w:rPr>
+        <w:t xml:space="preserve">Umbral: 0.5</w:t>
+      </w:r>
+      <w:r>
+        <w:br/>
+      </w:r>
+      <w:r>
+        <w:rPr>
+          <w:rStyle w:val="VerbatimChar"/>
+        </w:rPr>
+        <w:t xml:space="preserve">  Predicciones positivas: 45 (75.0%)</w:t>
+      </w:r>
+      <w:r>
+        <w:br/>
+      </w:r>
+      <w:r>
+        <w:rPr>
+          <w:rStyle w:val="VerbatimChar"/>
+        </w:rPr>
+        <w:t xml:space="preserve">  Predicciones negativas: 15</w:t>
+      </w:r>
+      <w:r>
+        <w:br/>
+      </w:r>
+      <w:r>
+        <w:br/>
+      </w:r>
+      <w:r>
+        <w:rPr>
+          <w:rStyle w:val="VerbatimChar"/>
+        </w:rPr>
+        <w:t xml:space="preserve">Umbral: 0.7</w:t>
+      </w:r>
+      <w:r>
+        <w:br/>
+      </w:r>
+      <w:r>
+        <w:rPr>
+          <w:rStyle w:val="VerbatimChar"/>
+        </w:rPr>
+        <w:t xml:space="preserve">  Predicciones positivas: 34 (56.7%)</w:t>
+      </w:r>
+      <w:r>
+        <w:br/>
+      </w:r>
+      <w:r>
+        <w:rPr>
+          <w:rStyle w:val="VerbatimChar"/>
+        </w:rPr>
+        <w:t xml:space="preserve">  Predicciones negativas: 26</w:t>
+      </w:r>
+      <w:r>
+        <w:br/>
+      </w:r>
+      <w:r>
+        <w:br/>
+      </w:r>
+      <w:r>
+        <w:rPr>
+          <w:rStyle w:val="VerbatimChar"/>
+        </w:rPr>
+        <w:t xml:space="preserve">Umbral: 0.9</w:t>
+      </w:r>
+      <w:r>
+        <w:br/>
+      </w:r>
+      <w:r>
+        <w:rPr>
+          <w:rStyle w:val="VerbatimChar"/>
+        </w:rPr>
+        <w:t xml:space="preserve">  Predicciones positivas: 18 (30.0%)</w:t>
+      </w:r>
+      <w:r>
+        <w:br/>
+      </w:r>
+      <w:r>
+        <w:rPr>
+          <w:rStyle w:val="VerbatimChar"/>
+        </w:rPr>
+        <w:t xml:space="preserve">  Predicciones negativas: 42</w:t>
+      </w:r>
+    </w:p>
     <w:bookmarkEnd w:id="36"/>
-    <w:bookmarkStart w:id="37" w:name="X797b4bb03187b92ebdea221fd1f53a3f45ff553"/>
+    <w:bookmarkStart w:id="40" w:name="X797b4bb03187b92ebdea221fd1f53a3f45ff553"/>
     <w:p>
       <w:pPr>
         <w:pStyle w:val="Heading2"/>
@@ -4912,24 +5681,18 @@
         <w:t xml:space="preserve">)</w:t>
       </w:r>
     </w:p>
-    <w:bookmarkEnd w:id="37"/>
-    <w:bookmarkEnd w:id="38"/>
-    <w:bookmarkStart w:id="43" w:name="matriz-de-confusión"/>
     <w:p>
       <w:pPr>
-        <w:pStyle w:val="Heading1"/>
+        <w:pStyle w:val="SourceCode"/>
       </w:pPr>
       <w:r>
-        <w:t xml:space="preserve">4. Matriz de confusión</w:t>
-      </w:r>
-    </w:p>
-    <w:bookmarkStart w:id="39" w:name="concepto-y-estructura"/>
-    <w:p>
-      <w:pPr>
-        <w:pStyle w:val="Heading2"/>
-      </w:pPr>
-      <w:r>
-        <w:t xml:space="preserve">4.1 Concepto y estructura</w:t>
+        <w:br/>
+      </w:r>
+      <w:r>
+        <w:rPr>
+          <w:rStyle w:val="VerbatimChar"/>
+        </w:rPr>
+        <w:t xml:space="preserve">Gráfico guardado como 'distribucion_probabilidades.png'</w:t>
       </w:r>
     </w:p>
     <w:p>
@@ -4937,6 +5700,73 @@
         <w:pStyle w:val="FirstParagraph"/>
       </w:pPr>
       <w:r>
+        <w:drawing>
+          <wp:inline>
+            <wp:extent cx="5943600" cy="2094071"/>
+            <wp:effectExtent b="0" l="0" r="0" t="0"/>
+            <wp:docPr descr="" title="" id="38" name="Picture"/>
+            <a:graphic>
+              <a:graphicData uri="http://schemas.openxmlformats.org/drawingml/2006/picture">
+                <pic:pic>
+                  <pic:nvPicPr>
+                    <pic:cNvPr descr="index_files/figure-docx/cell-8-output-2.png" id="39" name="Picture"/>
+                    <pic:cNvPicPr>
+                      <a:picLocks noChangeArrowheads="1" noChangeAspect="1"/>
+                    </pic:cNvPicPr>
+                  </pic:nvPicPr>
+                  <pic:blipFill>
+                    <a:blip r:embed="rId37"/>
+                    <a:stretch>
+                      <a:fillRect/>
+                    </a:stretch>
+                  </pic:blipFill>
+                  <pic:spPr bwMode="auto">
+                    <a:xfrm>
+                      <a:off x="0" y="0"/>
+                      <a:ext cx="5943600" cy="2094071"/>
+                    </a:xfrm>
+                    <a:prstGeom prst="rect">
+                      <a:avLst/>
+                    </a:prstGeom>
+                    <a:noFill/>
+                    <a:ln w="9525">
+                      <a:noFill/>
+                      <a:headEnd/>
+                      <a:tailEnd/>
+                    </a:ln>
+                  </pic:spPr>
+                </pic:pic>
+              </a:graphicData>
+            </a:graphic>
+          </wp:inline>
+        </w:drawing>
+      </w:r>
+    </w:p>
+    <w:bookmarkEnd w:id="40"/>
+    <w:bookmarkEnd w:id="41"/>
+    <w:bookmarkStart w:id="49" w:name="matriz-de-confusión"/>
+    <w:p>
+      <w:pPr>
+        <w:pStyle w:val="Heading1"/>
+      </w:pPr>
+      <w:r>
+        <w:t xml:space="preserve">4. Matriz de confusión</w:t>
+      </w:r>
+    </w:p>
+    <w:bookmarkStart w:id="42" w:name="concepto-y-estructura"/>
+    <w:p>
+      <w:pPr>
+        <w:pStyle w:val="Heading2"/>
+      </w:pPr>
+      <w:r>
+        <w:t xml:space="preserve">4.1 Concepto y estructura</w:t>
+      </w:r>
+    </w:p>
+    <w:p>
+      <w:pPr>
+        <w:pStyle w:val="FirstParagraph"/>
+      </w:pPr>
+      <w:r>
         <w:t xml:space="preserve">La matriz de confusión es una tabla que describe el desempeño de un modelo de clasificación.</w:t>
       </w:r>
     </w:p>
@@ -5101,8 +5931,136 @@
         <w:t xml:space="preserve">)</w:t>
       </w:r>
     </w:p>
-    <w:bookmarkEnd w:id="39"/>
-    <w:bookmarkStart w:id="40" w:name="calcular-matriz-de-confusión"/>
+    <w:p>
+      <w:pPr>
+        <w:pStyle w:val="SourceCode"/>
+      </w:pPr>
+      <w:r>
+        <w:br/>
+      </w:r>
+      <w:r>
+        <w:rPr>
+          <w:rStyle w:val="VerbatimChar"/>
+        </w:rPr>
+        <w:t xml:space="preserve">MATRIZ DE CONFUSIÓN - ESTRUCTURA</w:t>
+      </w:r>
+      <w:r>
+        <w:br/>
+      </w:r>
+      <w:r>
+        <w:br/>
+      </w:r>
+      <w:r>
+        <w:rPr>
+          <w:rStyle w:val="VerbatimChar"/>
+        </w:rPr>
+        <w:t xml:space="preserve">                    Predicción</w:t>
+      </w:r>
+      <w:r>
+        <w:br/>
+      </w:r>
+      <w:r>
+        <w:rPr>
+          <w:rStyle w:val="VerbatimChar"/>
+        </w:rPr>
+        <w:t xml:space="preserve">                 Negativo  Positivo</w:t>
+      </w:r>
+      <w:r>
+        <w:br/>
+      </w:r>
+      <w:r>
+        <w:rPr>
+          <w:rStyle w:val="VerbatimChar"/>
+        </w:rPr>
+        <w:t xml:space="preserve">               ┌──────────┬──────────┐</w:t>
+      </w:r>
+      <w:r>
+        <w:br/>
+      </w:r>
+      <w:r>
+        <w:rPr>
+          <w:rStyle w:val="VerbatimChar"/>
+        </w:rPr>
+        <w:t xml:space="preserve">Real  Negativo │    TN    │    FP    │</w:t>
+      </w:r>
+      <w:r>
+        <w:br/>
+      </w:r>
+      <w:r>
+        <w:rPr>
+          <w:rStyle w:val="VerbatimChar"/>
+        </w:rPr>
+        <w:t xml:space="preserve">               ├──────────┼──────────┤</w:t>
+      </w:r>
+      <w:r>
+        <w:br/>
+      </w:r>
+      <w:r>
+        <w:rPr>
+          <w:rStyle w:val="VerbatimChar"/>
+        </w:rPr>
+        <w:t xml:space="preserve">      Positivo │    FN    │    TP    │</w:t>
+      </w:r>
+      <w:r>
+        <w:br/>
+      </w:r>
+      <w:r>
+        <w:rPr>
+          <w:rStyle w:val="VerbatimChar"/>
+        </w:rPr>
+        <w:t xml:space="preserve">               └──────────┴──────────┘</w:t>
+      </w:r>
+      <w:r>
+        <w:br/>
+      </w:r>
+      <w:r>
+        <w:br/>
+      </w:r>
+      <w:r>
+        <w:rPr>
+          <w:rStyle w:val="VerbatimChar"/>
+        </w:rPr>
+        <w:t xml:space="preserve">Donde:</w:t>
+      </w:r>
+      <w:r>
+        <w:br/>
+      </w:r>
+      <w:r>
+        <w:rPr>
+          <w:rStyle w:val="VerbatimChar"/>
+        </w:rPr>
+        <w:t xml:space="preserve">- TN (True Negative): Negativos correctamente identificados</w:t>
+      </w:r>
+      <w:r>
+        <w:br/>
+      </w:r>
+      <w:r>
+        <w:rPr>
+          <w:rStyle w:val="VerbatimChar"/>
+        </w:rPr>
+        <w:t xml:space="preserve">- FP (False Positive): Negativos incorrectamente clasificados como positivos</w:t>
+      </w:r>
+      <w:r>
+        <w:br/>
+      </w:r>
+      <w:r>
+        <w:rPr>
+          <w:rStyle w:val="VerbatimChar"/>
+        </w:rPr>
+        <w:t xml:space="preserve">- FN (False Negative): Positivos incorrectamente clasificados como negativos</w:t>
+      </w:r>
+      <w:r>
+        <w:br/>
+      </w:r>
+      <w:r>
+        <w:rPr>
+          <w:rStyle w:val="VerbatimChar"/>
+        </w:rPr>
+        <w:t xml:space="preserve">- TP (True Positive): Positivos correctamente identificados</w:t>
+      </w:r>
+    </w:p>
+    <w:bookmarkEnd w:id="42"/>
+    <w:bookmarkStart w:id="43" w:name="calcular-matriz-de-confusión"/>
     <w:p>
       <w:pPr>
         <w:pStyle w:val="Heading2"/>
@@ -5848,8 +6806,118 @@
         <w:t xml:space="preserve">)</w:t>
       </w:r>
     </w:p>
-    <w:bookmarkEnd w:id="40"/>
-    <w:bookmarkStart w:id="41" w:name="X6e3925134ec2d2afd77b3a59cfc1fbc838f4f67"/>
+    <w:p>
+      <w:pPr>
+        <w:pStyle w:val="SourceCode"/>
+      </w:pPr>
+      <w:r>
+        <w:rPr>
+          <w:rStyle w:val="VerbatimChar"/>
+        </w:rPr>
+        <w:t xml:space="preserve">MATRIZ DE CONFUSIÓN</w:t>
+      </w:r>
+      <w:r>
+        <w:br/>
+      </w:r>
+      <w:r>
+        <w:rPr>
+          <w:rStyle w:val="VerbatimChar"/>
+        </w:rPr>
+        <w:t xml:space="preserve">==================================================</w:t>
+      </w:r>
+      <w:r>
+        <w:br/>
+      </w:r>
+      <w:r>
+        <w:br/>
+      </w:r>
+      <w:r>
+        <w:rPr>
+          <w:rStyle w:val="VerbatimChar"/>
+        </w:rPr>
+        <w:t xml:space="preserve">                 Predicción</w:t>
+      </w:r>
+      <w:r>
+        <w:br/>
+      </w:r>
+      <w:r>
+        <w:rPr>
+          <w:rStyle w:val="VerbatimChar"/>
+        </w:rPr>
+        <w:t xml:space="preserve">              No admitido  Admitido</w:t>
+      </w:r>
+      <w:r>
+        <w:br/>
+      </w:r>
+      <w:r>
+        <w:rPr>
+          <w:rStyle w:val="VerbatimChar"/>
+        </w:rPr>
+        <w:t xml:space="preserve">Real No admitido      14         11</w:t>
+      </w:r>
+      <w:r>
+        <w:br/>
+      </w:r>
+      <w:r>
+        <w:rPr>
+          <w:rStyle w:val="VerbatimChar"/>
+        </w:rPr>
+        <w:t xml:space="preserve">     Admitido          1         34</w:t>
+      </w:r>
+      <w:r>
+        <w:br/>
+      </w:r>
+      <w:r>
+        <w:br/>
+      </w:r>
+      <w:r>
+        <w:br/>
+      </w:r>
+      <w:r>
+        <w:rPr>
+          <w:rStyle w:val="VerbatimChar"/>
+        </w:rPr>
+        <w:t xml:space="preserve">Componentes de la matriz:</w:t>
+      </w:r>
+      <w:r>
+        <w:br/>
+      </w:r>
+      <w:r>
+        <w:rPr>
+          <w:rStyle w:val="VerbatimChar"/>
+        </w:rPr>
+        <w:t xml:space="preserve">  Verdaderos Negativos (TN): 14</w:t>
+      </w:r>
+      <w:r>
+        <w:br/>
+      </w:r>
+      <w:r>
+        <w:rPr>
+          <w:rStyle w:val="VerbatimChar"/>
+        </w:rPr>
+        <w:t xml:space="preserve">  Falsos Positivos (FP): 11</w:t>
+      </w:r>
+      <w:r>
+        <w:br/>
+      </w:r>
+      <w:r>
+        <w:rPr>
+          <w:rStyle w:val="VerbatimChar"/>
+        </w:rPr>
+        <w:t xml:space="preserve">  Falsos Negativos (FN): 1</w:t>
+      </w:r>
+      <w:r>
+        <w:br/>
+      </w:r>
+      <w:r>
+        <w:rPr>
+          <w:rStyle w:val="VerbatimChar"/>
+        </w:rPr>
+        <w:t xml:space="preserve">  Verdaderos Positivos (TP): 34</w:t>
+      </w:r>
+    </w:p>
+    <w:bookmarkEnd w:id="43"/>
+    <w:bookmarkStart w:id="44" w:name="X6e3925134ec2d2afd77b3a59cfc1fbc838f4f67"/>
     <w:p>
       <w:pPr>
         <w:pStyle w:val="Heading2"/>
@@ -6538,8 +7606,49 @@
         <w:t xml:space="preserve">)</w:t>
       </w:r>
     </w:p>
-    <w:bookmarkEnd w:id="41"/>
-    <w:bookmarkStart w:id="42" w:name="visualizar-matriz-de-confusión"/>
+    <w:p>
+      <w:pPr>
+        <w:pStyle w:val="SourceCode"/>
+      </w:pPr>
+      <w:r>
+        <w:rPr>
+          <w:rStyle w:val="VerbatimChar"/>
+        </w:rPr>
+        <w:t xml:space="preserve">Matriz de confusión (función personalizada):</w:t>
+      </w:r>
+      <w:r>
+        <w:br/>
+      </w:r>
+      <w:r>
+        <w:rPr>
+          <w:rStyle w:val="VerbatimChar"/>
+        </w:rPr>
+        <w:t xml:space="preserve">[[14 11]</w:t>
+      </w:r>
+      <w:r>
+        <w:br/>
+      </w:r>
+      <w:r>
+        <w:rPr>
+          <w:rStyle w:val="VerbatimChar"/>
+        </w:rPr>
+        <w:t xml:space="preserve"> [ 1 34]]</w:t>
+      </w:r>
+      <w:r>
+        <w:br/>
+      </w:r>
+      <w:r>
+        <w:br/>
+      </w:r>
+      <w:r>
+        <w:rPr>
+          <w:rStyle w:val="VerbatimChar"/>
+        </w:rPr>
+        <w:t xml:space="preserve">Verificación: TP=34, TN=14, FP=11, FN=1</w:t>
+      </w:r>
+    </w:p>
+    <w:bookmarkEnd w:id="44"/>
+    <w:bookmarkStart w:id="48" w:name="visualizar-matriz-de-confusión"/>
     <w:p>
       <w:pPr>
         <w:pStyle w:val="Heading2"/>
@@ -7558,9 +8667,67 @@
         <w:t xml:space="preserve">)</w:t>
       </w:r>
     </w:p>
-    <w:bookmarkEnd w:id="42"/>
-    <w:bookmarkEnd w:id="43"/>
-    <w:bookmarkStart w:id="45" w:name="métricas-de-clasificación"/>
+    <w:p>
+      <w:pPr>
+        <w:pStyle w:val="SourceCode"/>
+      </w:pPr>
+      <w:r>
+        <w:rPr>
+          <w:rStyle w:val="VerbatimChar"/>
+        </w:rPr>
+        <w:t xml:space="preserve">Matriz de confusión guardada como 'matriz_confusion.png'</w:t>
+      </w:r>
+    </w:p>
+    <w:p>
+      <w:pPr>
+        <w:pStyle w:val="FirstParagraph"/>
+      </w:pPr>
+      <w:r>
+        <w:drawing>
+          <wp:inline>
+            <wp:extent cx="5943600" cy="4918242"/>
+            <wp:effectExtent b="0" l="0" r="0" t="0"/>
+            <wp:docPr descr="" title="" id="46" name="Picture"/>
+            <a:graphic>
+              <a:graphicData uri="http://schemas.openxmlformats.org/drawingml/2006/picture">
+                <pic:pic>
+                  <pic:nvPicPr>
+                    <pic:cNvPr descr="index_files/figure-docx/cell-12-output-2.png" id="47" name="Picture"/>
+                    <pic:cNvPicPr>
+                      <a:picLocks noChangeArrowheads="1" noChangeAspect="1"/>
+                    </pic:cNvPicPr>
+                  </pic:nvPicPr>
+                  <pic:blipFill>
+                    <a:blip r:embed="rId45"/>
+                    <a:stretch>
+                      <a:fillRect/>
+                    </a:stretch>
+                  </pic:blipFill>
+                  <pic:spPr bwMode="auto">
+                    <a:xfrm>
+                      <a:off x="0" y="0"/>
+                      <a:ext cx="5943600" cy="4918242"/>
+                    </a:xfrm>
+                    <a:prstGeom prst="rect">
+                      <a:avLst/>
+                    </a:prstGeom>
+                    <a:noFill/>
+                    <a:ln w="9525">
+                      <a:noFill/>
+                      <a:headEnd/>
+                      <a:tailEnd/>
+                    </a:ln>
+                  </pic:spPr>
+                </pic:pic>
+              </a:graphicData>
+            </a:graphic>
+          </wp:inline>
+        </w:drawing>
+      </w:r>
+    </w:p>
+    <w:bookmarkEnd w:id="48"/>
+    <w:bookmarkEnd w:id="49"/>
+    <w:bookmarkStart w:id="51" w:name="métricas-de-clasificación"/>
     <w:p>
       <w:pPr>
         <w:pStyle w:val="Heading1"/>
@@ -7569,7 +8736,7 @@
         <w:t xml:space="preserve">5. Métricas de clasificación</w:t>
       </w:r>
     </w:p>
-    <w:bookmarkStart w:id="44" w:name="resumen-de-métricas-principales"/>
+    <w:bookmarkStart w:id="50" w:name="resumen-de-métricas-principales"/>
     <w:p>
       <w:pPr>
         <w:pStyle w:val="Heading2"/>
@@ -7853,9 +9020,227 @@
         <w:t xml:space="preserve">)</w:t>
       </w:r>
     </w:p>
-    <w:bookmarkEnd w:id="44"/>
-    <w:bookmarkEnd w:id="45"/>
-    <w:bookmarkStart w:id="48" w:name="accuracy-exactitud"/>
+    <w:p>
+      <w:pPr>
+        <w:pStyle w:val="SourceCode"/>
+      </w:pPr>
+      <w:r>
+        <w:br/>
+      </w:r>
+      <w:r>
+        <w:rPr>
+          <w:rStyle w:val="VerbatimChar"/>
+        </w:rPr>
+        <w:t xml:space="preserve">MÉTRICAS DE CLASIFICACIÓN</w:t>
+      </w:r>
+      <w:r>
+        <w:br/>
+      </w:r>
+      <w:r>
+        <w:br/>
+      </w:r>
+      <w:r>
+        <w:rPr>
+          <w:rStyle w:val="VerbatimChar"/>
+        </w:rPr>
+        <w:t xml:space="preserve">1. ACCURACY (Exactitud)</w:t>
+      </w:r>
+      <w:r>
+        <w:br/>
+      </w:r>
+      <w:r>
+        <w:rPr>
+          <w:rStyle w:val="VerbatimChar"/>
+        </w:rPr>
+        <w:t xml:space="preserve">   - Proporción total de predicciones correctas</w:t>
+      </w:r>
+      <w:r>
+        <w:br/>
+      </w:r>
+      <w:r>
+        <w:rPr>
+          <w:rStyle w:val="VerbatimChar"/>
+        </w:rPr>
+        <w:t xml:space="preserve">   - Fórmula: (TP + TN) / (TP + TN + FP + FN)</w:t>
+      </w:r>
+      <w:r>
+        <w:br/>
+      </w:r>
+      <w:r>
+        <w:rPr>
+          <w:rStyle w:val="VerbatimChar"/>
+        </w:rPr>
+        <w:t xml:space="preserve">   - Cuándo usar: Clases balanceadas</w:t>
+      </w:r>
+      <w:r>
+        <w:br/>
+      </w:r>
+      <w:r>
+        <w:br/>
+      </w:r>
+      <w:r>
+        <w:rPr>
+          <w:rStyle w:val="VerbatimChar"/>
+        </w:rPr>
+        <w:t xml:space="preserve">2. PRECISION (Precisión)</w:t>
+      </w:r>
+      <w:r>
+        <w:br/>
+      </w:r>
+      <w:r>
+        <w:rPr>
+          <w:rStyle w:val="VerbatimChar"/>
+        </w:rPr>
+        <w:t xml:space="preserve">   - De las predicciones positivas, cuántas son correctas</w:t>
+      </w:r>
+      <w:r>
+        <w:br/>
+      </w:r>
+      <w:r>
+        <w:rPr>
+          <w:rStyle w:val="VerbatimChar"/>
+        </w:rPr>
+        <w:t xml:space="preserve">   - Fórmula: TP / (TP + FP)</w:t>
+      </w:r>
+      <w:r>
+        <w:br/>
+      </w:r>
+      <w:r>
+        <w:rPr>
+          <w:rStyle w:val="VerbatimChar"/>
+        </w:rPr>
+        <w:t xml:space="preserve">   - Cuándo usar: Costo alto de falsos positivos</w:t>
+      </w:r>
+      <w:r>
+        <w:br/>
+      </w:r>
+      <w:r>
+        <w:rPr>
+          <w:rStyle w:val="VerbatimChar"/>
+        </w:rPr>
+        <w:t xml:space="preserve">   - Ejemplo: Diagnóstico médico (evitar alarmas falsas)</w:t>
+      </w:r>
+      <w:r>
+        <w:br/>
+      </w:r>
+      <w:r>
+        <w:br/>
+      </w:r>
+      <w:r>
+        <w:rPr>
+          <w:rStyle w:val="VerbatimChar"/>
+        </w:rPr>
+        <w:t xml:space="preserve">3. RECALL (Sensibilidad/Exhaustividad)</w:t>
+      </w:r>
+      <w:r>
+        <w:br/>
+      </w:r>
+      <w:r>
+        <w:rPr>
+          <w:rStyle w:val="VerbatimChar"/>
+        </w:rPr>
+        <w:t xml:space="preserve">   - De los casos positivos reales, cuántos detectamos</w:t>
+      </w:r>
+      <w:r>
+        <w:br/>
+      </w:r>
+      <w:r>
+        <w:rPr>
+          <w:rStyle w:val="VerbatimChar"/>
+        </w:rPr>
+        <w:t xml:space="preserve">   - Fórmula: TP / (TP + FN)</w:t>
+      </w:r>
+      <w:r>
+        <w:br/>
+      </w:r>
+      <w:r>
+        <w:rPr>
+          <w:rStyle w:val="VerbatimChar"/>
+        </w:rPr>
+        <w:t xml:space="preserve">   - Cuándo usar: Costo alto de falsos negativos</w:t>
+      </w:r>
+      <w:r>
+        <w:br/>
+      </w:r>
+      <w:r>
+        <w:rPr>
+          <w:rStyle w:val="VerbatimChar"/>
+        </w:rPr>
+        <w:t xml:space="preserve">   - Ejemplo: Detección de fraude (no perder casos reales)</w:t>
+      </w:r>
+      <w:r>
+        <w:br/>
+      </w:r>
+      <w:r>
+        <w:br/>
+      </w:r>
+      <w:r>
+        <w:rPr>
+          <w:rStyle w:val="VerbatimChar"/>
+        </w:rPr>
+        <w:t xml:space="preserve">4. F1-SCORE</w:t>
+      </w:r>
+      <w:r>
+        <w:br/>
+      </w:r>
+      <w:r>
+        <w:rPr>
+          <w:rStyle w:val="VerbatimChar"/>
+        </w:rPr>
+        <w:t xml:space="preserve">   - Media armónica de precision y recall</w:t>
+      </w:r>
+      <w:r>
+        <w:br/>
+      </w:r>
+      <w:r>
+        <w:rPr>
+          <w:rStyle w:val="VerbatimChar"/>
+        </w:rPr>
+        <w:t xml:space="preserve">   - Fórmula: 2 * (Precision * Recall) / (Precision + Recall)</w:t>
+      </w:r>
+      <w:r>
+        <w:br/>
+      </w:r>
+      <w:r>
+        <w:rPr>
+          <w:rStyle w:val="VerbatimChar"/>
+        </w:rPr>
+        <w:t xml:space="preserve">   - Cuándo usar: Balance entre precision y recall</w:t>
+      </w:r>
+      <w:r>
+        <w:br/>
+      </w:r>
+      <w:r>
+        <w:br/>
+      </w:r>
+      <w:r>
+        <w:rPr>
+          <w:rStyle w:val="VerbatimChar"/>
+        </w:rPr>
+        <w:t xml:space="preserve">5. SPECIFICITY (Especificidad)</w:t>
+      </w:r>
+      <w:r>
+        <w:br/>
+      </w:r>
+      <w:r>
+        <w:rPr>
+          <w:rStyle w:val="VerbatimChar"/>
+        </w:rPr>
+        <w:t xml:space="preserve">   - De los casos negativos reales, cuántos detectamos</w:t>
+      </w:r>
+      <w:r>
+        <w:br/>
+      </w:r>
+      <w:r>
+        <w:rPr>
+          <w:rStyle w:val="VerbatimChar"/>
+        </w:rPr>
+        <w:t xml:space="preserve">   - Fórmula: TN / (TN + FP)</w:t>
+      </w:r>
+    </w:p>
+    <w:bookmarkEnd w:id="50"/>
+    <w:bookmarkEnd w:id="51"/>
+    <w:bookmarkStart w:id="54" w:name="accuracy-exactitud"/>
     <w:p>
       <w:pPr>
         <w:pStyle w:val="Heading1"/>
@@ -7864,7 +9249,7 @@
         <w:t xml:space="preserve">6. Accuracy (Exactitud)</w:t>
       </w:r>
     </w:p>
-    <w:bookmarkStart w:id="46" w:name="cálculo-e-interpretación"/>
+    <w:bookmarkStart w:id="52" w:name="cálculo-e-interpretación"/>
     <w:p>
       <w:pPr>
         <w:pStyle w:val="Heading2"/>
@@ -8364,8 +9749,49 @@
         <w:t xml:space="preserve">)</w:t>
       </w:r>
     </w:p>
-    <w:bookmarkEnd w:id="46"/>
-    <w:bookmarkStart w:id="47" w:name="limitaciones-del-accuracy"/>
+    <w:p>
+      <w:pPr>
+        <w:pStyle w:val="SourceCode"/>
+      </w:pPr>
+      <w:r>
+        <w:rPr>
+          <w:rStyle w:val="VerbatimChar"/>
+        </w:rPr>
+        <w:t xml:space="preserve">Accuracy (función propia): 0.8000 (80.00%)</w:t>
+      </w:r>
+      <w:r>
+        <w:br/>
+      </w:r>
+      <w:r>
+        <w:rPr>
+          <w:rStyle w:val="VerbatimChar"/>
+        </w:rPr>
+        <w:t xml:space="preserve">Accuracy (sklearn): 0.8000 (80.00%)</w:t>
+      </w:r>
+      <w:r>
+        <w:br/>
+      </w:r>
+      <w:r>
+        <w:br/>
+      </w:r>
+      <w:r>
+        <w:rPr>
+          <w:rStyle w:val="VerbatimChar"/>
+        </w:rPr>
+        <w:t xml:space="preserve">Interpretación:</w:t>
+      </w:r>
+      <w:r>
+        <w:br/>
+      </w:r>
+      <w:r>
+        <w:rPr>
+          <w:rStyle w:val="VerbatimChar"/>
+        </w:rPr>
+        <w:t xml:space="preserve">El modelo clasifica correctamente el 80.0% de los casos</w:t>
+      </w:r>
+    </w:p>
+    <w:bookmarkEnd w:id="52"/>
+    <w:bookmarkStart w:id="53" w:name="limitaciones-del-accuracy"/>
     <w:p>
       <w:pPr>
         <w:pStyle w:val="Heading2"/>
@@ -8982,9 +10408,116 @@
         <w:t xml:space="preserve">)</w:t>
       </w:r>
     </w:p>
-    <w:bookmarkEnd w:id="47"/>
-    <w:bookmarkEnd w:id="48"/>
-    <w:bookmarkStart w:id="51" w:name="precision-precisión"/>
+    <w:p>
+      <w:pPr>
+        <w:pStyle w:val="SourceCode"/>
+      </w:pPr>
+      <w:r>
+        <w:br/>
+      </w:r>
+      <w:r>
+        <w:rPr>
+          <w:rStyle w:val="VerbatimChar"/>
+        </w:rPr>
+        <w:t xml:space="preserve">EJEMPLO: LIMITACIÓN DEL ACCURACY CON CLASES DESBALANCEADAS</w:t>
+      </w:r>
+      <w:r>
+        <w:br/>
+      </w:r>
+      <w:r>
+        <w:rPr>
+          <w:rStyle w:val="VerbatimChar"/>
+        </w:rPr>
+        <w:t xml:space="preserve">======================================================================</w:t>
+      </w:r>
+      <w:r>
+        <w:br/>
+      </w:r>
+      <w:r>
+        <w:br/>
+      </w:r>
+      <w:r>
+        <w:rPr>
+          <w:rStyle w:val="VerbatimChar"/>
+        </w:rPr>
+        <w:t xml:space="preserve">Modelo que predice siempre 'No':</w:t>
+      </w:r>
+      <w:r>
+        <w:br/>
+      </w:r>
+      <w:r>
+        <w:rPr>
+          <w:rStyle w:val="VerbatimChar"/>
+        </w:rPr>
+        <w:t xml:space="preserve">Accuracy: 0.9500 (95.0%)</w:t>
+      </w:r>
+      <w:r>
+        <w:br/>
+      </w:r>
+      <w:r>
+        <w:br/>
+      </w:r>
+      <w:r>
+        <w:rPr>
+          <w:rStyle w:val="VerbatimChar"/>
+        </w:rPr>
+        <w:t xml:space="preserve">¡Accuracy alto pero modelo inútil!</w:t>
+      </w:r>
+      <w:r>
+        <w:br/>
+      </w:r>
+      <w:r>
+        <w:rPr>
+          <w:rStyle w:val="VerbatimChar"/>
+        </w:rPr>
+        <w:t xml:space="preserve">No detecta ningún caso positivo.</w:t>
+      </w:r>
+      <w:r>
+        <w:br/>
+      </w:r>
+      <w:r>
+        <w:br/>
+      </w:r>
+      <w:r>
+        <w:rPr>
+          <w:rStyle w:val="VerbatimChar"/>
+        </w:rPr>
+        <w:t xml:space="preserve">Matriz de confusión:</w:t>
+      </w:r>
+      <w:r>
+        <w:br/>
+      </w:r>
+      <w:r>
+        <w:rPr>
+          <w:rStyle w:val="VerbatimChar"/>
+        </w:rPr>
+        <w:t xml:space="preserve">[[950   0]</w:t>
+      </w:r>
+      <w:r>
+        <w:br/>
+      </w:r>
+      <w:r>
+        <w:rPr>
+          <w:rStyle w:val="VerbatimChar"/>
+        </w:rPr>
+        <w:t xml:space="preserve"> [ 50   0]]</w:t>
+      </w:r>
+      <w:r>
+        <w:br/>
+      </w:r>
+      <w:r>
+        <w:br/>
+      </w:r>
+      <w:r>
+        <w:rPr>
+          <w:rStyle w:val="VerbatimChar"/>
+        </w:rPr>
+        <w:t xml:space="preserve">Observación: TP = 0 (no detecta ningún positivo)</w:t>
+      </w:r>
+    </w:p>
+    <w:bookmarkEnd w:id="53"/>
+    <w:bookmarkEnd w:id="54"/>
+    <w:bookmarkStart w:id="57" w:name="precision-precisión"/>
     <w:p>
       <w:pPr>
         <w:pStyle w:val="Heading1"/>
@@ -8993,7 +10526,7 @@
         <w:t xml:space="preserve">7. Precision (Precisión)</w:t>
       </w:r>
     </w:p>
-    <w:bookmarkStart w:id="49" w:name="cálculo-e-interpretación-1"/>
+    <w:bookmarkStart w:id="55" w:name="cálculo-e-interpretación-1"/>
     <w:p>
       <w:pPr>
         <w:pStyle w:val="Heading2"/>
@@ -9565,8 +11098,70 @@
         <w:t xml:space="preserve">)</w:t>
       </w:r>
     </w:p>
-    <w:bookmarkEnd w:id="49"/>
-    <w:bookmarkStart w:id="50" w:name="ejemplo-económico-aprobación-de-créditos"/>
+    <w:p>
+      <w:pPr>
+        <w:pStyle w:val="SourceCode"/>
+      </w:pPr>
+      <w:r>
+        <w:rPr>
+          <w:rStyle w:val="VerbatimChar"/>
+        </w:rPr>
+        <w:t xml:space="preserve">Precision: 0.7556 (75.56%)</w:t>
+      </w:r>
+      <w:r>
+        <w:br/>
+      </w:r>
+      <w:r>
+        <w:br/>
+      </w:r>
+      <w:r>
+        <w:rPr>
+          <w:rStyle w:val="VerbatimChar"/>
+        </w:rPr>
+        <w:t xml:space="preserve">Interpretación:</w:t>
+      </w:r>
+      <w:r>
+        <w:br/>
+      </w:r>
+      <w:r>
+        <w:rPr>
+          <w:rStyle w:val="VerbatimChar"/>
+        </w:rPr>
+        <w:t xml:space="preserve">De los estudiantes que el modelo predice como 'admitidos',</w:t>
+      </w:r>
+      <w:r>
+        <w:br/>
+      </w:r>
+      <w:r>
+        <w:rPr>
+          <w:rStyle w:val="VerbatimChar"/>
+        </w:rPr>
+        <w:t xml:space="preserve">el 75.6% realmente son admitidos.</w:t>
+      </w:r>
+      <w:r>
+        <w:br/>
+      </w:r>
+      <w:r>
+        <w:br/>
+      </w:r>
+      <w:r>
+        <w:rPr>
+          <w:rStyle w:val="VerbatimChar"/>
+        </w:rPr>
+        <w:t xml:space="preserve">Falsos positivos: 11 estudiantes</w:t>
+      </w:r>
+      <w:r>
+        <w:br/>
+      </w:r>
+      <w:r>
+        <w:rPr>
+          <w:rStyle w:val="VerbatimChar"/>
+        </w:rPr>
+        <w:t xml:space="preserve">(Predichos como admitidos pero en realidad no lo fueron)</w:t>
+      </w:r>
+    </w:p>
+    <w:bookmarkEnd w:id="55"/>
+    <w:bookmarkStart w:id="56" w:name="ejemplo-económico-aprobación-de-créditos"/>
     <w:p>
       <w:pPr>
         <w:pStyle w:val="Heading2"/>
@@ -10507,9 +12102,128 @@
         <w:t xml:space="preserve">)</w:t>
       </w:r>
     </w:p>
-    <w:bookmarkEnd w:id="50"/>
-    <w:bookmarkEnd w:id="51"/>
-    <w:bookmarkStart w:id="54" w:name="recall-sensibilidad"/>
+    <w:p>
+      <w:pPr>
+        <w:pStyle w:val="SourceCode"/>
+      </w:pPr>
+      <w:r>
+        <w:br/>
+      </w:r>
+      <w:r>
+        <w:br/>
+      </w:r>
+      <w:r>
+        <w:rPr>
+          <w:rStyle w:val="VerbatimChar"/>
+        </w:rPr>
+        <w:t xml:space="preserve">EJEMPLO ECONÓMICO: APROBACIÓN DE CRÉDITOS</w:t>
+      </w:r>
+      <w:r>
+        <w:br/>
+      </w:r>
+      <w:r>
+        <w:rPr>
+          <w:rStyle w:val="VerbatimChar"/>
+        </w:rPr>
+        <w:t xml:space="preserve">======================================================================</w:t>
+      </w:r>
+      <w:r>
+        <w:br/>
+      </w:r>
+      <w:r>
+        <w:br/>
+      </w:r>
+      <w:r>
+        <w:rPr>
+          <w:rStyle w:val="VerbatimChar"/>
+        </w:rPr>
+        <w:t xml:space="preserve">Resultados de 1000 solicitudes:</w:t>
+      </w:r>
+      <w:r>
+        <w:br/>
+      </w:r>
+      <w:r>
+        <w:rPr>
+          <w:rStyle w:val="VerbatimChar"/>
+        </w:rPr>
+        <w:t xml:space="preserve">  Créditos aprobados por modelo: 847</w:t>
+      </w:r>
+      <w:r>
+        <w:br/>
+      </w:r>
+      <w:r>
+        <w:rPr>
+          <w:rStyle w:val="VerbatimChar"/>
+        </w:rPr>
+        <w:t xml:space="preserve">  De estos, pagarán: 680 (80.3%)</w:t>
+      </w:r>
+      <w:r>
+        <w:br/>
+      </w:r>
+      <w:r>
+        <w:rPr>
+          <w:rStyle w:val="VerbatimChar"/>
+        </w:rPr>
+        <w:t xml:space="preserve">  De estos, NO pagarán: 167 (Pérdida por falsos positivos)</w:t>
+      </w:r>
+      <w:r>
+        <w:br/>
+      </w:r>
+      <w:r>
+        <w:br/>
+      </w:r>
+      <w:r>
+        <w:br/>
+      </w:r>
+      <w:r>
+        <w:rPr>
+          <w:rStyle w:val="VerbatimChar"/>
+        </w:rPr>
+        <w:t xml:space="preserve">Análisis financiero:</w:t>
+      </w:r>
+      <w:r>
+        <w:br/>
+      </w:r>
+      <w:r>
+        <w:rPr>
+          <w:rStyle w:val="VerbatimChar"/>
+        </w:rPr>
+        <w:t xml:space="preserve">  Monto promedio por crédito: S/ 10,000</w:t>
+      </w:r>
+      <w:r>
+        <w:br/>
+      </w:r>
+      <w:r>
+        <w:rPr>
+          <w:rStyle w:val="VerbatimChar"/>
+        </w:rPr>
+        <w:t xml:space="preserve">  Falsos positivos: 167</w:t>
+      </w:r>
+      <w:r>
+        <w:br/>
+      </w:r>
+      <w:r>
+        <w:rPr>
+          <w:rStyle w:val="VerbatimChar"/>
+        </w:rPr>
+        <w:t xml:space="preserve">  Pérdida estimada: S/ 1,670,000</w:t>
+      </w:r>
+      <w:r>
+        <w:br/>
+      </w:r>
+      <w:r>
+        <w:br/>
+      </w:r>
+      <w:r>
+        <w:rPr>
+          <w:rStyle w:val="VerbatimChar"/>
+        </w:rPr>
+        <w:t xml:space="preserve">Conlusión: Alta precision reduce pérdidas por morosidad</w:t>
+      </w:r>
+    </w:p>
+    <w:bookmarkEnd w:id="56"/>
+    <w:bookmarkEnd w:id="57"/>
+    <w:bookmarkStart w:id="60" w:name="recall-sensibilidad"/>
     <w:p>
       <w:pPr>
         <w:pStyle w:val="Heading1"/>
@@ -10518,7 +12232,7 @@
         <w:t xml:space="preserve">8. Recall (Sensibilidad)</w:t>
       </w:r>
     </w:p>
-    <w:bookmarkStart w:id="52" w:name="cálculo-e-interpretación-2"/>
+    <w:bookmarkStart w:id="58" w:name="cálculo-e-interpretación-2"/>
     <w:p>
       <w:pPr>
         <w:pStyle w:val="Heading2"/>
@@ -11090,8 +12804,70 @@
         <w:t xml:space="preserve">)</w:t>
       </w:r>
     </w:p>
-    <w:bookmarkEnd w:id="52"/>
-    <w:bookmarkStart w:id="53" w:name="ejemplo-económico-detección-de-fraude"/>
+    <w:p>
+      <w:pPr>
+        <w:pStyle w:val="SourceCode"/>
+      </w:pPr>
+      <w:r>
+        <w:rPr>
+          <w:rStyle w:val="VerbatimChar"/>
+        </w:rPr>
+        <w:t xml:space="preserve">Recall: 0.9714 (97.14%)</w:t>
+      </w:r>
+      <w:r>
+        <w:br/>
+      </w:r>
+      <w:r>
+        <w:br/>
+      </w:r>
+      <w:r>
+        <w:rPr>
+          <w:rStyle w:val="VerbatimChar"/>
+        </w:rPr>
+        <w:t xml:space="preserve">Interpretación:</w:t>
+      </w:r>
+      <w:r>
+        <w:br/>
+      </w:r>
+      <w:r>
+        <w:rPr>
+          <w:rStyle w:val="VerbatimChar"/>
+        </w:rPr>
+        <w:t xml:space="preserve">De los estudiantes que realmente fueron admitidos,</w:t>
+      </w:r>
+      <w:r>
+        <w:br/>
+      </w:r>
+      <w:r>
+        <w:rPr>
+          <w:rStyle w:val="VerbatimChar"/>
+        </w:rPr>
+        <w:t xml:space="preserve">el modelo detectó correctamente al 97.1%.</w:t>
+      </w:r>
+      <w:r>
+        <w:br/>
+      </w:r>
+      <w:r>
+        <w:br/>
+      </w:r>
+      <w:r>
+        <w:rPr>
+          <w:rStyle w:val="VerbatimChar"/>
+        </w:rPr>
+        <w:t xml:space="preserve">Falsos negativos: 118 estudiantes</w:t>
+      </w:r>
+      <w:r>
+        <w:br/>
+      </w:r>
+      <w:r>
+        <w:rPr>
+          <w:rStyle w:val="VerbatimChar"/>
+        </w:rPr>
+        <w:t xml:space="preserve">(No fueron identificados como admitidos cuando sí lo fueron)</w:t>
+      </w:r>
+    </w:p>
+    <w:bookmarkEnd w:id="58"/>
+    <w:bookmarkStart w:id="59" w:name="ejemplo-económico-detección-de-fraude"/>
     <w:p>
       <w:pPr>
         <w:pStyle w:val="Heading2"/>
@@ -12269,9 +14045,161 @@
         <w:t xml:space="preserve">)</w:t>
       </w:r>
     </w:p>
-    <w:bookmarkEnd w:id="53"/>
-    <w:bookmarkEnd w:id="54"/>
-    <w:bookmarkStart w:id="57" w:name="f1-score"/>
+    <w:p>
+      <w:pPr>
+        <w:pStyle w:val="SourceCode"/>
+      </w:pPr>
+      <w:r>
+        <w:br/>
+      </w:r>
+      <w:r>
+        <w:br/>
+      </w:r>
+      <w:r>
+        <w:rPr>
+          <w:rStyle w:val="VerbatimChar"/>
+        </w:rPr>
+        <w:t xml:space="preserve">EJEMPLO ECONÓMICO: DETECCIÓN DE FRAUDE</w:t>
+      </w:r>
+      <w:r>
+        <w:br/>
+      </w:r>
+      <w:r>
+        <w:rPr>
+          <w:rStyle w:val="VerbatimChar"/>
+        </w:rPr>
+        <w:t xml:space="preserve">======================================================================</w:t>
+      </w:r>
+      <w:r>
+        <w:br/>
+      </w:r>
+      <w:r>
+        <w:br/>
+      </w:r>
+      <w:r>
+        <w:rPr>
+          <w:rStyle w:val="VerbatimChar"/>
+        </w:rPr>
+        <w:t xml:space="preserve">Resultados de 10,000 transacciones:</w:t>
+      </w:r>
+      <w:r>
+        <w:br/>
+      </w:r>
+      <w:r>
+        <w:rPr>
+          <w:rStyle w:val="VerbatimChar"/>
+        </w:rPr>
+        <w:t xml:space="preserve">  Fraudes reales: 198</w:t>
+      </w:r>
+      <w:r>
+        <w:br/>
+      </w:r>
+      <w:r>
+        <w:rPr>
+          <w:rStyle w:val="VerbatimChar"/>
+        </w:rPr>
+        <w:t xml:space="preserve">  Fraudes detectados: 4 (2.0% de los reales)</w:t>
+      </w:r>
+      <w:r>
+        <w:br/>
+      </w:r>
+      <w:r>
+        <w:rPr>
+          <w:rStyle w:val="VerbatimChar"/>
+        </w:rPr>
+        <w:t xml:space="preserve">  Fraudes no detectados: 194 ¡CRÍTICO!</w:t>
+      </w:r>
+      <w:r>
+        <w:br/>
+      </w:r>
+      <w:r>
+        <w:br/>
+      </w:r>
+      <w:r>
+        <w:br/>
+      </w:r>
+      <w:r>
+        <w:rPr>
+          <w:rStyle w:val="VerbatimChar"/>
+        </w:rPr>
+        <w:t xml:space="preserve">Análisis financiero:</w:t>
+      </w:r>
+      <w:r>
+        <w:br/>
+      </w:r>
+      <w:r>
+        <w:rPr>
+          <w:rStyle w:val="VerbatimChar"/>
+        </w:rPr>
+        <w:t xml:space="preserve">  Monto promedio por fraude: S/ 5,000</w:t>
+      </w:r>
+      <w:r>
+        <w:br/>
+      </w:r>
+      <w:r>
+        <w:rPr>
+          <w:rStyle w:val="VerbatimChar"/>
+        </w:rPr>
+        <w:t xml:space="preserve">  Fraudes no detectados (FN): 194</w:t>
+      </w:r>
+      <w:r>
+        <w:br/>
+      </w:r>
+      <w:r>
+        <w:rPr>
+          <w:rStyle w:val="VerbatimChar"/>
+        </w:rPr>
+        <w:t xml:space="preserve">  Pérdida por fraudes no detectados: S/ 970,000</w:t>
+      </w:r>
+      <w:r>
+        <w:br/>
+      </w:r>
+      <w:r>
+        <w:br/>
+      </w:r>
+      <w:r>
+        <w:rPr>
+          <w:rStyle w:val="VerbatimChar"/>
+        </w:rPr>
+        <w:t xml:space="preserve">  Alertas falsas (FP): 301</w:t>
+      </w:r>
+      <w:r>
+        <w:br/>
+      </w:r>
+      <w:r>
+        <w:rPr>
+          <w:rStyle w:val="VerbatimChar"/>
+        </w:rPr>
+        <w:t xml:space="preserve">  Costo de investigar falsas alarmas: S/ 30,100</w:t>
+      </w:r>
+      <w:r>
+        <w:br/>
+      </w:r>
+      <w:r>
+        <w:br/>
+      </w:r>
+      <w:r>
+        <w:br/>
+      </w:r>
+      <w:r>
+        <w:rPr>
+          <w:rStyle w:val="VerbatimChar"/>
+        </w:rPr>
+        <w:t xml:space="preserve">Conclusión: En detección de fraude, es MÁS IMPORTANTE el Recall</w:t>
+      </w:r>
+      <w:r>
+        <w:br/>
+      </w:r>
+      <w:r>
+        <w:rPr>
+          <w:rStyle w:val="VerbatimChar"/>
+        </w:rPr>
+        <w:t xml:space="preserve">(No queremos perder fraudes reales, aunque tengamos falsas alarmas)</w:t>
+      </w:r>
+    </w:p>
+    <w:bookmarkEnd w:id="59"/>
+    <w:bookmarkEnd w:id="60"/>
+    <w:bookmarkStart w:id="63" w:name="f1-score"/>
     <w:p>
       <w:pPr>
         <w:pStyle w:val="Heading1"/>
@@ -12280,7 +14208,7 @@
         <w:t xml:space="preserve">9. F1-Score</w:t>
       </w:r>
     </w:p>
-    <w:bookmarkStart w:id="55" w:name="cálculo-e-interpretación-3"/>
+    <w:bookmarkStart w:id="61" w:name="cálculo-e-interpretación-3"/>
     <w:p>
       <w:pPr>
         <w:pStyle w:val="Heading2"/>
@@ -13047,8 +14975,79 @@
         <w:t xml:space="preserve">)</w:t>
       </w:r>
     </w:p>
-    <w:bookmarkEnd w:id="55"/>
-    <w:bookmarkStart w:id="56" w:name="trade-off-entre-precision-y-recall"/>
+    <w:p>
+      <w:pPr>
+        <w:pStyle w:val="SourceCode"/>
+      </w:pPr>
+      <w:r>
+        <w:rPr>
+          <w:rStyle w:val="VerbatimChar"/>
+        </w:rPr>
+        <w:t xml:space="preserve">Métricas del modelo:</w:t>
+      </w:r>
+      <w:r>
+        <w:br/>
+      </w:r>
+      <w:r>
+        <w:rPr>
+          <w:rStyle w:val="VerbatimChar"/>
+        </w:rPr>
+        <w:t xml:space="preserve">  Precision: 0.7556</w:t>
+      </w:r>
+      <w:r>
+        <w:br/>
+      </w:r>
+      <w:r>
+        <w:rPr>
+          <w:rStyle w:val="VerbatimChar"/>
+        </w:rPr>
+        <w:t xml:space="preserve">  Recall: 0.9714</w:t>
+      </w:r>
+      <w:r>
+        <w:br/>
+      </w:r>
+      <w:r>
+        <w:rPr>
+          <w:rStyle w:val="VerbatimChar"/>
+        </w:rPr>
+        <w:t xml:space="preserve">  F1-Score: 0.8500</w:t>
+      </w:r>
+      <w:r>
+        <w:br/>
+      </w:r>
+      <w:r>
+        <w:br/>
+      </w:r>
+      <w:r>
+        <w:br/>
+      </w:r>
+      <w:r>
+        <w:rPr>
+          <w:rStyle w:val="VerbatimChar"/>
+        </w:rPr>
+        <w:t xml:space="preserve">Interpretación del F1-Score:</w:t>
+      </w:r>
+      <w:r>
+        <w:br/>
+      </w:r>
+      <w:r>
+        <w:rPr>
+          <w:rStyle w:val="VerbatimChar"/>
+        </w:rPr>
+        <w:t xml:space="preserve">El F1-Score es la media armónica de Precision y Recall.</w:t>
+      </w:r>
+      <w:r>
+        <w:br/>
+      </w:r>
+      <w:r>
+        <w:rPr>
+          <w:rStyle w:val="VerbatimChar"/>
+        </w:rPr>
+        <w:t xml:space="preserve">Un F1 de 0.85 indica un buen balance entre ambas métricas.</w:t>
+      </w:r>
+    </w:p>
+    <w:bookmarkEnd w:id="61"/>
+    <w:bookmarkStart w:id="62" w:name="trade-off-entre-precision-y-recall"/>
     <w:p>
       <w:pPr>
         <w:pStyle w:val="Heading2"/>
@@ -13809,9 +15808,128 @@
         <w:t xml:space="preserve">)</w:t>
       </w:r>
     </w:p>
-    <w:bookmarkEnd w:id="56"/>
-    <w:bookmarkEnd w:id="57"/>
-    <w:bookmarkStart w:id="60" w:name="curva-precision-recall"/>
+    <w:p>
+      <w:pPr>
+        <w:pStyle w:val="SourceCode"/>
+      </w:pPr>
+      <w:r>
+        <w:br/>
+      </w:r>
+      <w:r>
+        <w:br/>
+      </w:r>
+      <w:r>
+        <w:rPr>
+          <w:rStyle w:val="VerbatimChar"/>
+        </w:rPr>
+        <w:t xml:space="preserve">TRADE-OFF: PRECISION VS RECALL</w:t>
+      </w:r>
+      <w:r>
+        <w:br/>
+      </w:r>
+      <w:r>
+        <w:rPr>
+          <w:rStyle w:val="VerbatimChar"/>
+        </w:rPr>
+        <w:t xml:space="preserve">======================================================================</w:t>
+      </w:r>
+      <w:r>
+        <w:br/>
+      </w:r>
+      <w:r>
+        <w:rPr>
+          <w:rStyle w:val="VerbatimChar"/>
+        </w:rPr>
+        <w:t xml:space="preserve">Umbral     Precision    Recall       F1-Score    </w:t>
+      </w:r>
+      <w:r>
+        <w:br/>
+      </w:r>
+      <w:r>
+        <w:rPr>
+          <w:rStyle w:val="VerbatimChar"/>
+        </w:rPr>
+        <w:t xml:space="preserve">----------------------------------------------------------------------</w:t>
+      </w:r>
+      <w:r>
+        <w:br/>
+      </w:r>
+      <w:r>
+        <w:rPr>
+          <w:rStyle w:val="VerbatimChar"/>
+        </w:rPr>
+        <w:t xml:space="preserve">0.1        0.5932       1.0000       0.7447      </w:t>
+      </w:r>
+      <w:r>
+        <w:br/>
+      </w:r>
+      <w:r>
+        <w:rPr>
+          <w:rStyle w:val="VerbatimChar"/>
+        </w:rPr>
+        <w:t xml:space="preserve">0.3        0.6415       0.9714       0.7727      </w:t>
+      </w:r>
+      <w:r>
+        <w:br/>
+      </w:r>
+      <w:r>
+        <w:rPr>
+          <w:rStyle w:val="VerbatimChar"/>
+        </w:rPr>
+        <w:t xml:space="preserve">0.5        0.7556       0.9714       0.8500      </w:t>
+      </w:r>
+      <w:r>
+        <w:br/>
+      </w:r>
+      <w:r>
+        <w:rPr>
+          <w:rStyle w:val="VerbatimChar"/>
+        </w:rPr>
+        <w:t xml:space="preserve">0.7        0.9118       0.8857       0.8986      </w:t>
+      </w:r>
+      <w:r>
+        <w:br/>
+      </w:r>
+      <w:r>
+        <w:rPr>
+          <w:rStyle w:val="VerbatimChar"/>
+        </w:rPr>
+        <w:t xml:space="preserve">0.9        1.0000       0.5143       0.6792      </w:t>
+      </w:r>
+      <w:r>
+        <w:br/>
+      </w:r>
+      <w:r>
+        <w:br/>
+      </w:r>
+      <w:r>
+        <w:rPr>
+          <w:rStyle w:val="VerbatimChar"/>
+        </w:rPr>
+        <w:t xml:space="preserve">Observación:</w:t>
+      </w:r>
+      <w:r>
+        <w:br/>
+      </w:r>
+      <w:r>
+        <w:rPr>
+          <w:rStyle w:val="VerbatimChar"/>
+        </w:rPr>
+        <w:t xml:space="preserve">- Umbral bajo → Mayor Recall (detecta más positivos) pero menor Precision</w:t>
+      </w:r>
+      <w:r>
+        <w:br/>
+      </w:r>
+      <w:r>
+        <w:rPr>
+          <w:rStyle w:val="VerbatimChar"/>
+        </w:rPr>
+        <w:t xml:space="preserve">- Umbral alto → Mayor Precision (menos falsas alarmas) pero menor Recall</w:t>
+      </w:r>
+    </w:p>
+    <w:bookmarkEnd w:id="62"/>
+    <w:bookmarkEnd w:id="63"/>
+    <w:bookmarkStart w:id="69" w:name="curva-precision-recall"/>
     <w:p>
       <w:pPr>
         <w:pStyle w:val="Heading1"/>
@@ -13820,7 +15938,7 @@
         <w:t xml:space="preserve">10. Curva Precision-Recall</w:t>
       </w:r>
     </w:p>
-    <w:bookmarkStart w:id="58" w:name="generar-curva-precision-recall"/>
+    <w:bookmarkStart w:id="64" w:name="generar-curva-precision-recall"/>
     <w:p>
       <w:pPr>
         <w:pStyle w:val="Heading2"/>
@@ -14287,8 +16405,8 @@
         <w:t xml:space="preserve">)</w:t>
       </w:r>
     </w:p>
-    <w:bookmarkEnd w:id="58"/>
-    <w:bookmarkStart w:id="59" w:name="visualizar-curva-precision-recall"/>
+    <w:bookmarkEnd w:id="64"/>
+    <w:bookmarkStart w:id="68" w:name="visualizar-curva-precision-recall"/>
     <w:p>
       <w:pPr>
         <w:pStyle w:val="Heading2"/>
@@ -15172,9 +17290,67 @@
         <w:t xml:space="preserve">)</w:t>
       </w:r>
     </w:p>
-    <w:bookmarkEnd w:id="59"/>
-    <w:bookmarkEnd w:id="60"/>
-    <w:bookmarkStart w:id="65" w:name="curva-roc-y-auc"/>
+    <w:p>
+      <w:pPr>
+        <w:pStyle w:val="SourceCode"/>
+      </w:pPr>
+      <w:r>
+        <w:rPr>
+          <w:rStyle w:val="VerbatimChar"/>
+        </w:rPr>
+        <w:t xml:space="preserve">Curva Precision-Recall guardada como 'curva_precision_recall.png'</w:t>
+      </w:r>
+    </w:p>
+    <w:p>
+      <w:pPr>
+        <w:pStyle w:val="FirstParagraph"/>
+      </w:pPr>
+      <w:r>
+        <w:drawing>
+          <wp:inline>
+            <wp:extent cx="5943600" cy="4742367"/>
+            <wp:effectExtent b="0" l="0" r="0" t="0"/>
+            <wp:docPr descr="" title="" id="66" name="Picture"/>
+            <a:graphic>
+              <a:graphicData uri="http://schemas.openxmlformats.org/drawingml/2006/picture">
+                <pic:pic>
+                  <pic:nvPicPr>
+                    <pic:cNvPr descr="index_files/figure-docx/cell-23-output-2.png" id="67" name="Picture"/>
+                    <pic:cNvPicPr>
+                      <a:picLocks noChangeArrowheads="1" noChangeAspect="1"/>
+                    </pic:cNvPicPr>
+                  </pic:nvPicPr>
+                  <pic:blipFill>
+                    <a:blip r:embed="rId65"/>
+                    <a:stretch>
+                      <a:fillRect/>
+                    </a:stretch>
+                  </pic:blipFill>
+                  <pic:spPr bwMode="auto">
+                    <a:xfrm>
+                      <a:off x="0" y="0"/>
+                      <a:ext cx="5943600" cy="4742367"/>
+                    </a:xfrm>
+                    <a:prstGeom prst="rect">
+                      <a:avLst/>
+                    </a:prstGeom>
+                    <a:noFill/>
+                    <a:ln w="9525">
+                      <a:noFill/>
+                      <a:headEnd/>
+                      <a:tailEnd/>
+                    </a:ln>
+                  </pic:spPr>
+                </pic:pic>
+              </a:graphicData>
+            </a:graphic>
+          </wp:inline>
+        </w:drawing>
+      </w:r>
+    </w:p>
+    <w:bookmarkEnd w:id="68"/>
+    <w:bookmarkEnd w:id="69"/>
+    <w:bookmarkStart w:id="77" w:name="curva-roc-y-auc"/>
     <w:p>
       <w:pPr>
         <w:pStyle w:val="Heading1"/>
@@ -15183,7 +17359,7 @@
         <w:t xml:space="preserve">11. Curva ROC y AUC</w:t>
       </w:r>
     </w:p>
-    <w:bookmarkStart w:id="61" w:name="concepto-de-roc"/>
+    <w:bookmarkStart w:id="70" w:name="concepto-de-roc"/>
     <w:p>
       <w:pPr>
         <w:pStyle w:val="Heading2"/>
@@ -15344,8 +17520,127 @@
         <w:t xml:space="preserve">)</w:t>
       </w:r>
     </w:p>
-    <w:bookmarkEnd w:id="61"/>
-    <w:bookmarkStart w:id="62" w:name="calcular-tpr-y-fpr"/>
+    <w:p>
+      <w:pPr>
+        <w:pStyle w:val="SourceCode"/>
+      </w:pPr>
+      <w:r>
+        <w:br/>
+      </w:r>
+      <w:r>
+        <w:rPr>
+          <w:rStyle w:val="VerbatimChar"/>
+        </w:rPr>
+        <w:t xml:space="preserve">CURVA ROC (Receiver Operating Characteristic)</w:t>
+      </w:r>
+      <w:r>
+        <w:br/>
+      </w:r>
+      <w:r>
+        <w:br/>
+      </w:r>
+      <w:r>
+        <w:rPr>
+          <w:rStyle w:val="VerbatimChar"/>
+        </w:rPr>
+        <w:t xml:space="preserve">La curva ROC grafica:</w:t>
+      </w:r>
+      <w:r>
+        <w:br/>
+      </w:r>
+      <w:r>
+        <w:rPr>
+          <w:rStyle w:val="VerbatimChar"/>
+        </w:rPr>
+        <w:t xml:space="preserve">- Eje X: False Positive Rate (FPR) = FP / (FP + TN)</w:t>
+      </w:r>
+      <w:r>
+        <w:br/>
+      </w:r>
+      <w:r>
+        <w:rPr>
+          <w:rStyle w:val="VerbatimChar"/>
+        </w:rPr>
+        <w:t xml:space="preserve">- Eje Y: True Positive Rate (TPR) = TP / (TP + FN)  [mismo que Recall]</w:t>
+      </w:r>
+      <w:r>
+        <w:br/>
+      </w:r>
+      <w:r>
+        <w:br/>
+      </w:r>
+      <w:r>
+        <w:rPr>
+          <w:rStyle w:val="VerbatimChar"/>
+        </w:rPr>
+        <w:t xml:space="preserve">Interpretación:</w:t>
+      </w:r>
+      <w:r>
+        <w:br/>
+      </w:r>
+      <w:r>
+        <w:rPr>
+          <w:rStyle w:val="VerbatimChar"/>
+        </w:rPr>
+        <w:t xml:space="preserve">- Diagonal (línea punteada): Clasificador aleatorio (AUC = 0.5)</w:t>
+      </w:r>
+      <w:r>
+        <w:br/>
+      </w:r>
+      <w:r>
+        <w:rPr>
+          <w:rStyle w:val="VerbatimChar"/>
+        </w:rPr>
+        <w:t xml:space="preserve">- Curva sobre diagonal: Mejor que aleatorio</w:t>
+      </w:r>
+      <w:r>
+        <w:br/>
+      </w:r>
+      <w:r>
+        <w:rPr>
+          <w:rStyle w:val="VerbatimChar"/>
+        </w:rPr>
+        <w:t xml:space="preserve">- Más cerca de esquina superior izquierda: Mejor modelo</w:t>
+      </w:r>
+      <w:r>
+        <w:br/>
+      </w:r>
+      <w:r>
+        <w:rPr>
+          <w:rStyle w:val="VerbatimChar"/>
+        </w:rPr>
+        <w:t xml:space="preserve">- AUC (Area Under Curve): Métrica resumen</w:t>
+      </w:r>
+      <w:r>
+        <w:br/>
+      </w:r>
+      <w:r>
+        <w:rPr>
+          <w:rStyle w:val="VerbatimChar"/>
+        </w:rPr>
+        <w:t xml:space="preserve">  * AUC = 1.0: Clasificador perfecto</w:t>
+      </w:r>
+      <w:r>
+        <w:br/>
+      </w:r>
+      <w:r>
+        <w:rPr>
+          <w:rStyle w:val="VerbatimChar"/>
+        </w:rPr>
+        <w:t xml:space="preserve">  * AUC = 0.5: Clasificador aleatorio</w:t>
+      </w:r>
+      <w:r>
+        <w:br/>
+      </w:r>
+      <w:r>
+        <w:rPr>
+          <w:rStyle w:val="VerbatimChar"/>
+        </w:rPr>
+        <w:t xml:space="preserve">  * AUC &lt; 0.5: Peor que aleatorio</w:t>
+      </w:r>
+    </w:p>
+    <w:bookmarkEnd w:id="70"/>
+    <w:bookmarkStart w:id="71" w:name="calcular-tpr-y-fpr"/>
     <w:p>
       <w:pPr>
         <w:pStyle w:val="Heading2"/>
@@ -16142,8 +18437,19 @@
         <w:t xml:space="preserve">)</w:t>
       </w:r>
     </w:p>
-    <w:bookmarkEnd w:id="62"/>
-    <w:bookmarkStart w:id="63" w:name="visualizar-curva-roc"/>
+    <w:p>
+      <w:pPr>
+        <w:pStyle w:val="SourceCode"/>
+      </w:pPr>
+      <w:r>
+        <w:rPr>
+          <w:rStyle w:val="VerbatimChar"/>
+        </w:rPr>
+        <w:t xml:space="preserve">AUC (Area Under Curve): 0.9440</w:t>
+      </w:r>
+    </w:p>
+    <w:bookmarkEnd w:id="71"/>
+    <w:bookmarkStart w:id="75" w:name="visualizar-curva-roc"/>
     <w:p>
       <w:pPr>
         <w:pStyle w:val="Heading2"/>
@@ -17030,8 +19336,66 @@
         <w:t xml:space="preserve">)</w:t>
       </w:r>
     </w:p>
-    <w:bookmarkEnd w:id="63"/>
-    <w:bookmarkStart w:id="64" w:name="interpretación-del-auc"/>
+    <w:p>
+      <w:pPr>
+        <w:pStyle w:val="SourceCode"/>
+      </w:pPr>
+      <w:r>
+        <w:rPr>
+          <w:rStyle w:val="VerbatimChar"/>
+        </w:rPr>
+        <w:t xml:space="preserve">Curva ROC guardada como 'curva_roc.png'</w:t>
+      </w:r>
+    </w:p>
+    <w:p>
+      <w:pPr>
+        <w:pStyle w:val="FirstParagraph"/>
+      </w:pPr>
+      <w:r>
+        <w:drawing>
+          <wp:inline>
+            <wp:extent cx="5943600" cy="4742367"/>
+            <wp:effectExtent b="0" l="0" r="0" t="0"/>
+            <wp:docPr descr="" title="" id="73" name="Picture"/>
+            <a:graphic>
+              <a:graphicData uri="http://schemas.openxmlformats.org/drawingml/2006/picture">
+                <pic:pic>
+                  <pic:nvPicPr>
+                    <pic:cNvPr descr="index_files/figure-docx/cell-26-output-2.png" id="74" name="Picture"/>
+                    <pic:cNvPicPr>
+                      <a:picLocks noChangeArrowheads="1" noChangeAspect="1"/>
+                    </pic:cNvPicPr>
+                  </pic:nvPicPr>
+                  <pic:blipFill>
+                    <a:blip r:embed="rId72"/>
+                    <a:stretch>
+                      <a:fillRect/>
+                    </a:stretch>
+                  </pic:blipFill>
+                  <pic:spPr bwMode="auto">
+                    <a:xfrm>
+                      <a:off x="0" y="0"/>
+                      <a:ext cx="5943600" cy="4742367"/>
+                    </a:xfrm>
+                    <a:prstGeom prst="rect">
+                      <a:avLst/>
+                    </a:prstGeom>
+                    <a:noFill/>
+                    <a:ln w="9525">
+                      <a:noFill/>
+                      <a:headEnd/>
+                      <a:tailEnd/>
+                    </a:ln>
+                  </pic:spPr>
+                </pic:pic>
+              </a:graphicData>
+            </a:graphic>
+          </wp:inline>
+        </w:drawing>
+      </w:r>
+    </w:p>
+    <w:bookmarkEnd w:id="75"/>
+    <w:bookmarkStart w:id="76" w:name="interpretación-del-auc"/>
     <w:p>
       <w:pPr>
         <w:pStyle w:val="Heading2"/>
@@ -17756,9 +20120,83 @@
         <w:t xml:space="preserve">)</w:t>
       </w:r>
     </w:p>
-    <w:bookmarkEnd w:id="64"/>
-    <w:bookmarkEnd w:id="65"/>
-    <w:bookmarkStart w:id="68" w:name="aplicaciones-económicas"/>
+    <w:p>
+      <w:pPr>
+        <w:pStyle w:val="SourceCode"/>
+      </w:pPr>
+      <w:r>
+        <w:br/>
+      </w:r>
+      <w:r>
+        <w:br/>
+      </w:r>
+      <w:r>
+        <w:rPr>
+          <w:rStyle w:val="VerbatimChar"/>
+        </w:rPr>
+        <w:t xml:space="preserve">INTERPRETACIÓN DEL MODELO</w:t>
+      </w:r>
+      <w:r>
+        <w:br/>
+      </w:r>
+      <w:r>
+        <w:rPr>
+          <w:rStyle w:val="VerbatimChar"/>
+        </w:rPr>
+        <w:t xml:space="preserve">======================================================================</w:t>
+      </w:r>
+      <w:r>
+        <w:br/>
+      </w:r>
+      <w:r>
+        <w:rPr>
+          <w:rStyle w:val="VerbatimChar"/>
+        </w:rPr>
+        <w:t xml:space="preserve">AUC: 0.9440 - Excelente</w:t>
+      </w:r>
+      <w:r>
+        <w:br/>
+      </w:r>
+      <w:r>
+        <w:br/>
+      </w:r>
+      <w:r>
+        <w:rPr>
+          <w:rStyle w:val="VerbatimChar"/>
+        </w:rPr>
+        <w:t xml:space="preserve">Significado:</w:t>
+      </w:r>
+      <w:r>
+        <w:br/>
+      </w:r>
+      <w:r>
+        <w:rPr>
+          <w:rStyle w:val="VerbatimChar"/>
+        </w:rPr>
+        <w:t xml:space="preserve">Si tomamos un caso positivo y uno negativo al azar,</w:t>
+      </w:r>
+      <w:r>
+        <w:br/>
+      </w:r>
+      <w:r>
+        <w:rPr>
+          <w:rStyle w:val="VerbatimChar"/>
+        </w:rPr>
+        <w:t xml:space="preserve">el modelo asignará una probabilidad mayor al caso positivo</w:t>
+      </w:r>
+      <w:r>
+        <w:br/>
+      </w:r>
+      <w:r>
+        <w:rPr>
+          <w:rStyle w:val="VerbatimChar"/>
+        </w:rPr>
+        <w:t xml:space="preserve">el 94.4% de las veces.</w:t>
+      </w:r>
+    </w:p>
+    <w:bookmarkEnd w:id="76"/>
+    <w:bookmarkEnd w:id="77"/>
+    <w:bookmarkStart w:id="80" w:name="aplicaciones-económicas"/>
     <w:p>
       <w:pPr>
         <w:pStyle w:val="Heading1"/>
@@ -17767,7 +20205,7 @@
         <w:t xml:space="preserve">12. Aplicaciones económicas</w:t>
       </w:r>
     </w:p>
-    <w:bookmarkStart w:id="66" w:name="X8fed9c1bf66eb97fa4f629cc128cc87851671be"/>
+    <w:bookmarkStart w:id="78" w:name="X8fed9c1bf66eb97fa4f629cc128cc87851671be"/>
     <w:p>
       <w:pPr>
         <w:pStyle w:val="Heading2"/>
@@ -21105,8 +23543,316 @@
         <w:t xml:space="preserve">)</w:t>
       </w:r>
     </w:p>
-    <w:bookmarkEnd w:id="66"/>
-    <w:bookmarkStart w:id="67" w:name="X704c2cef90c0ef8daed6dc20df490b97916328f"/>
+    <w:p>
+      <w:pPr>
+        <w:pStyle w:val="SourceCode"/>
+      </w:pPr>
+      <w:r>
+        <w:br/>
+      </w:r>
+      <w:r>
+        <w:br/>
+      </w:r>
+      <w:r>
+        <w:rPr>
+          <w:rStyle w:val="VerbatimChar"/>
+        </w:rPr>
+        <w:t xml:space="preserve">APLICACIÓN: PREDICCIÓN DE INCUMPLIMIENTO CREDITICIO</w:t>
+      </w:r>
+      <w:r>
+        <w:br/>
+      </w:r>
+      <w:r>
+        <w:rPr>
+          <w:rStyle w:val="VerbatimChar"/>
+        </w:rPr>
+        <w:t xml:space="preserve">======================================================================</w:t>
+      </w:r>
+      <w:r>
+        <w:br/>
+      </w:r>
+      <w:r>
+        <w:br/>
+      </w:r>
+      <w:r>
+        <w:rPr>
+          <w:rStyle w:val="VerbatimChar"/>
+        </w:rPr>
+        <w:t xml:space="preserve">Dataset de créditos:</w:t>
+      </w:r>
+      <w:r>
+        <w:br/>
+      </w:r>
+      <w:r>
+        <w:rPr>
+          <w:rStyle w:val="VerbatimChar"/>
+        </w:rPr>
+        <w:t xml:space="preserve">  Total clientes: 1000</w:t>
+      </w:r>
+      <w:r>
+        <w:br/>
+      </w:r>
+      <w:r>
+        <w:rPr>
+          <w:rStyle w:val="VerbatimChar"/>
+        </w:rPr>
+        <w:t xml:space="preserve">  Incumplimientos: 500 (50.0%)</w:t>
+      </w:r>
+      <w:r>
+        <w:br/>
+      </w:r>
+      <w:r>
+        <w:br/>
+      </w:r>
+      <w:r>
+        <w:br/>
+      </w:r>
+      <w:r>
+        <w:rPr>
+          <w:rStyle w:val="VerbatimChar"/>
+        </w:rPr>
+        <w:t xml:space="preserve">RESULTADOS DEL MODELO</w:t>
+      </w:r>
+      <w:r>
+        <w:br/>
+      </w:r>
+      <w:r>
+        <w:rPr>
+          <w:rStyle w:val="VerbatimChar"/>
+        </w:rPr>
+        <w:t xml:space="preserve">======================================================================</w:t>
+      </w:r>
+      <w:r>
+        <w:br/>
+      </w:r>
+      <w:r>
+        <w:br/>
+      </w:r>
+      <w:r>
+        <w:rPr>
+          <w:rStyle w:val="VerbatimChar"/>
+        </w:rPr>
+        <w:t xml:space="preserve">Matriz de Confusión:</w:t>
+      </w:r>
+      <w:r>
+        <w:br/>
+      </w:r>
+      <w:r>
+        <w:rPr>
+          <w:rStyle w:val="VerbatimChar"/>
+        </w:rPr>
+        <w:t xml:space="preserve">                    Predicción</w:t>
+      </w:r>
+      <w:r>
+        <w:br/>
+      </w:r>
+      <w:r>
+        <w:rPr>
+          <w:rStyle w:val="VerbatimChar"/>
+        </w:rPr>
+        <w:t xml:space="preserve">              Pagará  Incumplirá</w:t>
+      </w:r>
+      <w:r>
+        <w:br/>
+      </w:r>
+      <w:r>
+        <w:rPr>
+          <w:rStyle w:val="VerbatimChar"/>
+        </w:rPr>
+        <w:t xml:space="preserve">Real  Pagará     124        19</w:t>
+      </w:r>
+      <w:r>
+        <w:br/>
+      </w:r>
+      <w:r>
+        <w:rPr>
+          <w:rStyle w:val="VerbatimChar"/>
+        </w:rPr>
+        <w:t xml:space="preserve">   Incumplirá     22       135</w:t>
+      </w:r>
+      <w:r>
+        <w:br/>
+      </w:r>
+      <w:r>
+        <w:br/>
+      </w:r>
+      <w:r>
+        <w:br/>
+      </w:r>
+      <w:r>
+        <w:rPr>
+          <w:rStyle w:val="VerbatimChar"/>
+        </w:rPr>
+        <w:t xml:space="preserve">Métricas:</w:t>
+      </w:r>
+      <w:r>
+        <w:br/>
+      </w:r>
+      <w:r>
+        <w:rPr>
+          <w:rStyle w:val="VerbatimChar"/>
+        </w:rPr>
+        <w:t xml:space="preserve">  Accuracy:  0.8633 (86.3%)</w:t>
+      </w:r>
+      <w:r>
+        <w:br/>
+      </w:r>
+      <w:r>
+        <w:rPr>
+          <w:rStyle w:val="VerbatimChar"/>
+        </w:rPr>
+        <w:t xml:space="preserve">  Precision: 0.8766 (87.7%)</w:t>
+      </w:r>
+      <w:r>
+        <w:br/>
+      </w:r>
+      <w:r>
+        <w:rPr>
+          <w:rStyle w:val="VerbatimChar"/>
+        </w:rPr>
+        <w:t xml:space="preserve">  Recall:    0.8599 (86.0%)</w:t>
+      </w:r>
+      <w:r>
+        <w:br/>
+      </w:r>
+      <w:r>
+        <w:rPr>
+          <w:rStyle w:val="VerbatimChar"/>
+        </w:rPr>
+        <w:t xml:space="preserve">  F1-Score:  0.8682</w:t>
+      </w:r>
+      <w:r>
+        <w:br/>
+      </w:r>
+      <w:r>
+        <w:rPr>
+          <w:rStyle w:val="VerbatimChar"/>
+        </w:rPr>
+        <w:t xml:space="preserve">  AUC:       0.9521</w:t>
+      </w:r>
+      <w:r>
+        <w:br/>
+      </w:r>
+      <w:r>
+        <w:br/>
+      </w:r>
+      <w:r>
+        <w:br/>
+      </w:r>
+      <w:r>
+        <w:rPr>
+          <w:rStyle w:val="VerbatimChar"/>
+        </w:rPr>
+        <w:t xml:space="preserve">ANÁLISIS DE COSTOS</w:t>
+      </w:r>
+      <w:r>
+        <w:br/>
+      </w:r>
+      <w:r>
+        <w:rPr>
+          <w:rStyle w:val="VerbatimChar"/>
+        </w:rPr>
+        <w:t xml:space="preserve">======================================================================</w:t>
+      </w:r>
+      <w:r>
+        <w:br/>
+      </w:r>
+      <w:r>
+        <w:rPr>
+          <w:rStyle w:val="VerbatimChar"/>
+        </w:rPr>
+        <w:t xml:space="preserve">  Monto promedio por crédito: S/ 52,452.51</w:t>
+      </w:r>
+      <w:r>
+        <w:br/>
+      </w:r>
+      <w:r>
+        <w:br/>
+      </w:r>
+      <w:r>
+        <w:rPr>
+          <w:rStyle w:val="VerbatimChar"/>
+        </w:rPr>
+        <w:t xml:space="preserve">  Falsos Negativos (FN): 22</w:t>
+      </w:r>
+      <w:r>
+        <w:br/>
+      </w:r>
+      <w:r>
+        <w:rPr>
+          <w:rStyle w:val="VerbatimChar"/>
+        </w:rPr>
+        <w:t xml:space="preserve">    → Incumplimientos no detectados</w:t>
+      </w:r>
+      <w:r>
+        <w:br/>
+      </w:r>
+      <w:r>
+        <w:rPr>
+          <w:rStyle w:val="VerbatimChar"/>
+        </w:rPr>
+        <w:t xml:space="preserve">    → Pérdida estimada: S/ 807,768.67</w:t>
+      </w:r>
+      <w:r>
+        <w:br/>
+      </w:r>
+      <w:r>
+        <w:br/>
+      </w:r>
+      <w:r>
+        <w:rPr>
+          <w:rStyle w:val="VerbatimChar"/>
+        </w:rPr>
+        <w:t xml:space="preserve">  Falsos Positivos (FP): 19</w:t>
+      </w:r>
+      <w:r>
+        <w:br/>
+      </w:r>
+      <w:r>
+        <w:rPr>
+          <w:rStyle w:val="VerbatimChar"/>
+        </w:rPr>
+        <w:t xml:space="preserve">    → Clientes buenos rechazados o revisados</w:t>
+      </w:r>
+      <w:r>
+        <w:br/>
+      </w:r>
+      <w:r>
+        <w:rPr>
+          <w:rStyle w:val="VerbatimChar"/>
+        </w:rPr>
+        <w:t xml:space="preserve">    → Costo de revisión: S/ 9,500.00</w:t>
+      </w:r>
+      <w:r>
+        <w:br/>
+      </w:r>
+      <w:r>
+        <w:br/>
+      </w:r>
+      <w:r>
+        <w:rPr>
+          <w:rStyle w:val="VerbatimChar"/>
+        </w:rPr>
+        <w:t xml:space="preserve">  Costo total: S/ 817,268.67</w:t>
+      </w:r>
+      <w:r>
+        <w:br/>
+      </w:r>
+      <w:r>
+        <w:br/>
+      </w:r>
+      <w:r>
+        <w:br/>
+      </w:r>
+      <w:r>
+        <w:rPr>
+          <w:rStyle w:val="VerbatimChar"/>
+        </w:rPr>
+        <w:t xml:space="preserve">RECOMENDACIÓN:</w:t>
+      </w:r>
+    </w:p>
+    <w:bookmarkEnd w:id="78"/>
+    <w:bookmarkStart w:id="79" w:name="X704c2cef90c0ef8daed6dc20df490b97916328f"/>
     <w:p>
       <w:pPr>
         <w:pStyle w:val="Heading2"/>
@@ -24027,9 +26773,266 @@
         <w:t xml:space="preserve">)</w:t>
       </w:r>
     </w:p>
-    <w:bookmarkEnd w:id="67"/>
-    <w:bookmarkEnd w:id="68"/>
-    <w:bookmarkStart w:id="70" w:name="ejercicios-prácticos"/>
+    <w:p>
+      <w:pPr>
+        <w:pStyle w:val="SourceCode"/>
+      </w:pPr>
+      <w:r>
+        <w:br/>
+      </w:r>
+      <w:r>
+        <w:br/>
+      </w:r>
+      <w:r>
+        <w:br/>
+      </w:r>
+      <w:r>
+        <w:rPr>
+          <w:rStyle w:val="VerbatimChar"/>
+        </w:rPr>
+        <w:t xml:space="preserve">APLICACIÓN: CLASIFICACIÓN DE RIESGO DE QUIEBRA EMPRESARIAL</w:t>
+      </w:r>
+      <w:r>
+        <w:br/>
+      </w:r>
+      <w:r>
+        <w:rPr>
+          <w:rStyle w:val="VerbatimChar"/>
+        </w:rPr>
+        <w:t xml:space="preserve">======================================================================</w:t>
+      </w:r>
+      <w:r>
+        <w:br/>
+      </w:r>
+      <w:r>
+        <w:br/>
+      </w:r>
+      <w:r>
+        <w:rPr>
+          <w:rStyle w:val="VerbatimChar"/>
+        </w:rPr>
+        <w:t xml:space="preserve">Dataset de empresas:</w:t>
+      </w:r>
+      <w:r>
+        <w:br/>
+      </w:r>
+      <w:r>
+        <w:rPr>
+          <w:rStyle w:val="VerbatimChar"/>
+        </w:rPr>
+        <w:t xml:space="preserve">  Total empresas: 500</w:t>
+      </w:r>
+      <w:r>
+        <w:br/>
+      </w:r>
+      <w:r>
+        <w:rPr>
+          <w:rStyle w:val="VerbatimChar"/>
+        </w:rPr>
+        <w:t xml:space="preserve">  Quiebras: 197 (39.4%)</w:t>
+      </w:r>
+      <w:r>
+        <w:br/>
+      </w:r>
+      <w:r>
+        <w:br/>
+      </w:r>
+      <w:r>
+        <w:br/>
+      </w:r>
+      <w:r>
+        <w:rPr>
+          <w:rStyle w:val="VerbatimChar"/>
+        </w:rPr>
+        <w:t xml:space="preserve">MÉTRICAS DEL MODELO</w:t>
+      </w:r>
+      <w:r>
+        <w:br/>
+      </w:r>
+      <w:r>
+        <w:rPr>
+          <w:rStyle w:val="VerbatimChar"/>
+        </w:rPr>
+        <w:t xml:space="preserve">======================================================================</w:t>
+      </w:r>
+      <w:r>
+        <w:br/>
+      </w:r>
+      <w:r>
+        <w:rPr>
+          <w:rStyle w:val="VerbatimChar"/>
+        </w:rPr>
+        <w:t xml:space="preserve">  Accuracy:  0.9333</w:t>
+      </w:r>
+      <w:r>
+        <w:br/>
+      </w:r>
+      <w:r>
+        <w:rPr>
+          <w:rStyle w:val="VerbatimChar"/>
+        </w:rPr>
+        <w:t xml:space="preserve">  Precision: 0.9048</w:t>
+      </w:r>
+      <w:r>
+        <w:br/>
+      </w:r>
+      <w:r>
+        <w:rPr>
+          <w:rStyle w:val="VerbatimChar"/>
+        </w:rPr>
+        <w:t xml:space="preserve">  Recall:    0.9344</w:t>
+      </w:r>
+      <w:r>
+        <w:br/>
+      </w:r>
+      <w:r>
+        <w:rPr>
+          <w:rStyle w:val="VerbatimChar"/>
+        </w:rPr>
+        <w:t xml:space="preserve">  F1-Score:  0.9194</w:t>
+      </w:r>
+      <w:r>
+        <w:br/>
+      </w:r>
+      <w:r>
+        <w:rPr>
+          <w:rStyle w:val="VerbatimChar"/>
+        </w:rPr>
+        <w:t xml:space="preserve">  AUC:       0.9854</w:t>
+      </w:r>
+      <w:r>
+        <w:br/>
+      </w:r>
+      <w:r>
+        <w:br/>
+      </w:r>
+      <w:r>
+        <w:br/>
+      </w:r>
+      <w:r>
+        <w:rPr>
+          <w:rStyle w:val="VerbatimChar"/>
+        </w:rPr>
+        <w:t xml:space="preserve">IMPORTANCIA DE VARIABLES (Coeficientes)</w:t>
+      </w:r>
+      <w:r>
+        <w:br/>
+      </w:r>
+      <w:r>
+        <w:rPr>
+          <w:rStyle w:val="VerbatimChar"/>
+        </w:rPr>
+        <w:t xml:space="preserve">======================================================================</w:t>
+      </w:r>
+      <w:r>
+        <w:br/>
+      </w:r>
+      <w:r>
+        <w:rPr>
+          <w:rStyle w:val="VerbatimChar"/>
+        </w:rPr>
+        <w:t xml:space="preserve">  ratio_liquidez             -3.2044  ↓ Menor riesgo</w:t>
+      </w:r>
+      <w:r>
+        <w:br/>
+      </w:r>
+      <w:r>
+        <w:rPr>
+          <w:rStyle w:val="VerbatimChar"/>
+        </w:rPr>
+        <w:t xml:space="preserve">  ratio_endeudamiento         2.6668  ↑ Mayor riesgo</w:t>
+      </w:r>
+      <w:r>
+        <w:br/>
+      </w:r>
+      <w:r>
+        <w:rPr>
+          <w:rStyle w:val="VerbatimChar"/>
+        </w:rPr>
+        <w:t xml:space="preserve">  margen_utilidad            -2.3090  ↓ Menor riesgo</w:t>
+      </w:r>
+      <w:r>
+        <w:br/>
+      </w:r>
+      <w:r>
+        <w:rPr>
+          <w:rStyle w:val="VerbatimChar"/>
+        </w:rPr>
+        <w:t xml:space="preserve">  años_operacion             -0.0526  ↓ Menor riesgo</w:t>
+      </w:r>
+      <w:r>
+        <w:br/>
+      </w:r>
+      <w:r>
+        <w:rPr>
+          <w:rStyle w:val="VerbatimChar"/>
+        </w:rPr>
+        <w:t xml:space="preserve">  flujo_caja                 -0.0000  ↓ Menor riesgo</w:t>
+      </w:r>
+      <w:r>
+        <w:br/>
+      </w:r>
+      <w:r>
+        <w:br/>
+      </w:r>
+      <w:r>
+        <w:br/>
+      </w:r>
+      <w:r>
+        <w:rPr>
+          <w:rStyle w:val="VerbatimChar"/>
+        </w:rPr>
+        <w:t xml:space="preserve">APLICACIÓN PRÁCTICA:</w:t>
+      </w:r>
+      <w:r>
+        <w:br/>
+      </w:r>
+      <w:r>
+        <w:rPr>
+          <w:rStyle w:val="VerbatimChar"/>
+        </w:rPr>
+        <w:t xml:space="preserve">Este modelo puede usarse para:</w:t>
+      </w:r>
+      <w:r>
+        <w:br/>
+      </w:r>
+      <w:r>
+        <w:rPr>
+          <w:rStyle w:val="VerbatimChar"/>
+        </w:rPr>
+        <w:t xml:space="preserve">  1. Sistema de alerta temprana de quiebra</w:t>
+      </w:r>
+      <w:r>
+        <w:br/>
+      </w:r>
+      <w:r>
+        <w:rPr>
+          <w:rStyle w:val="VerbatimChar"/>
+        </w:rPr>
+        <w:t xml:space="preserve">  2. Decisiones de inversión o préstamos corporativos</w:t>
+      </w:r>
+      <w:r>
+        <w:br/>
+      </w:r>
+      <w:r>
+        <w:rPr>
+          <w:rStyle w:val="VerbatimChar"/>
+        </w:rPr>
+        <w:t xml:space="preserve">  3. Priorización de auditorías o intervenciones</w:t>
+      </w:r>
+      <w:r>
+        <w:br/>
+      </w:r>
+      <w:r>
+        <w:rPr>
+          <w:rStyle w:val="VerbatimChar"/>
+        </w:rPr>
+        <w:t xml:space="preserve">  4. Análisis de cartera de inversiones</w:t>
+      </w:r>
+    </w:p>
+    <w:bookmarkEnd w:id="79"/>
+    <w:bookmarkEnd w:id="80"/>
+    <w:bookmarkStart w:id="85" w:name="ejercicios-prácticos"/>
     <w:p>
       <w:pPr>
         <w:pStyle w:val="Heading1"/>
@@ -24038,7 +27041,7 @@
         <w:t xml:space="preserve">13. Ejercicios prácticos</w:t>
       </w:r>
     </w:p>
-    <w:bookmarkStart w:id="69" w:name="ejercicio-1-optimizar-umbral-según-costo"/>
+    <w:bookmarkStart w:id="84" w:name="ejercicio-1-optimizar-umbral-según-costo"/>
     <w:p>
       <w:pPr>
         <w:pStyle w:val="Heading2"/>
@@ -27238,9 +30241,238 @@
         <w:t xml:space="preserve">)</w:t>
       </w:r>
     </w:p>
-    <w:bookmarkEnd w:id="69"/>
-    <w:bookmarkEnd w:id="70"/>
-    <w:bookmarkStart w:id="71" w:name="conclusión"/>
+    <w:p>
+      <w:pPr>
+        <w:pStyle w:val="SourceCode"/>
+      </w:pPr>
+      <w:r>
+        <w:br/>
+      </w:r>
+      <w:r>
+        <w:br/>
+      </w:r>
+      <w:r>
+        <w:br/>
+      </w:r>
+      <w:r>
+        <w:rPr>
+          <w:rStyle w:val="VerbatimChar"/>
+        </w:rPr>
+        <w:t xml:space="preserve">EJERCICIO: OPTIMIZACIÓN DE UMBRAL SEGÚN COSTOS</w:t>
+      </w:r>
+      <w:r>
+        <w:br/>
+      </w:r>
+      <w:r>
+        <w:rPr>
+          <w:rStyle w:val="VerbatimChar"/>
+        </w:rPr>
+        <w:t xml:space="preserve">======================================================================</w:t>
+      </w:r>
+      <w:r>
+        <w:br/>
+      </w:r>
+      <w:r>
+        <w:br/>
+      </w:r>
+      <w:r>
+        <w:rPr>
+          <w:rStyle w:val="VerbatimChar"/>
+        </w:rPr>
+        <w:t xml:space="preserve">Costos considerados:</w:t>
+      </w:r>
+      <w:r>
+        <w:br/>
+      </w:r>
+      <w:r>
+        <w:rPr>
+          <w:rStyle w:val="VerbatimChar"/>
+        </w:rPr>
+        <w:t xml:space="preserve">  Costo por Falso Positivo: S/ 500.00</w:t>
+      </w:r>
+      <w:r>
+        <w:br/>
+      </w:r>
+      <w:r>
+        <w:rPr>
+          <w:rStyle w:val="VerbatimChar"/>
+        </w:rPr>
+        <w:t xml:space="preserve">  Costo por Falso Negativo: S/ 36,716.76</w:t>
+      </w:r>
+      <w:r>
+        <w:br/>
+      </w:r>
+      <w:r>
+        <w:br/>
+      </w:r>
+      <w:r>
+        <w:br/>
+      </w:r>
+      <w:r>
+        <w:rPr>
+          <w:rStyle w:val="VerbatimChar"/>
+        </w:rPr>
+        <w:t xml:space="preserve">UMBRAL ÓPTIMO ENCONTRADO:</w:t>
+      </w:r>
+      <w:r>
+        <w:br/>
+      </w:r>
+      <w:r>
+        <w:rPr>
+          <w:rStyle w:val="VerbatimChar"/>
+        </w:rPr>
+        <w:t xml:space="preserve">======================================================================</w:t>
+      </w:r>
+      <w:r>
+        <w:br/>
+      </w:r>
+      <w:r>
+        <w:rPr>
+          <w:rStyle w:val="VerbatimChar"/>
+        </w:rPr>
+        <w:t xml:space="preserve">  Umbral óptimo: 0.165</w:t>
+      </w:r>
+      <w:r>
+        <w:br/>
+      </w:r>
+      <w:r>
+        <w:rPr>
+          <w:rStyle w:val="VerbatimChar"/>
+        </w:rPr>
+        <w:t xml:space="preserve">  Costo total: S/ 105,433.52</w:t>
+      </w:r>
+      <w:r>
+        <w:br/>
+      </w:r>
+      <w:r>
+        <w:rPr>
+          <w:rStyle w:val="VerbatimChar"/>
+        </w:rPr>
+        <w:t xml:space="preserve">  Precision: 0.7078</w:t>
+      </w:r>
+      <w:r>
+        <w:br/>
+      </w:r>
+      <w:r>
+        <w:rPr>
+          <w:rStyle w:val="VerbatimChar"/>
+        </w:rPr>
+        <w:t xml:space="preserve">  Recall: 0.9873</w:t>
+      </w:r>
+      <w:r>
+        <w:br/>
+      </w:r>
+      <w:r>
+        <w:rPr>
+          <w:rStyle w:val="VerbatimChar"/>
+        </w:rPr>
+        <w:t xml:space="preserve">  Falsos Positivos: 64</w:t>
+      </w:r>
+      <w:r>
+        <w:br/>
+      </w:r>
+      <w:r>
+        <w:rPr>
+          <w:rStyle w:val="VerbatimChar"/>
+        </w:rPr>
+        <w:t xml:space="preserve">  Falsos Negativos: 2</w:t>
+      </w:r>
+      <w:r>
+        <w:br/>
+      </w:r>
+      <w:r>
+        <w:br/>
+      </w:r>
+      <w:r>
+        <w:br/>
+      </w:r>
+      <w:r>
+        <w:rPr>
+          <w:rStyle w:val="VerbatimChar"/>
+        </w:rPr>
+        <w:t xml:space="preserve">COMPARACIÓN CON UMBRAL 0.5:</w:t>
+      </w:r>
+      <w:r>
+        <w:br/>
+      </w:r>
+      <w:r>
+        <w:rPr>
+          <w:rStyle w:val="VerbatimChar"/>
+        </w:rPr>
+        <w:t xml:space="preserve">  Costo con umbral 0.5: S/ 817,268.67</w:t>
+      </w:r>
+      <w:r>
+        <w:br/>
+      </w:r>
+      <w:r>
+        <w:rPr>
+          <w:rStyle w:val="VerbatimChar"/>
+        </w:rPr>
+        <w:t xml:space="preserve">  Ahorro con umbral óptimo: S/ 711,835.15</w:t>
+      </w:r>
+      <w:r>
+        <w:br/>
+      </w:r>
+      <w:r>
+        <w:br/>
+      </w:r>
+      <w:r>
+        <w:rPr>
+          <w:rStyle w:val="VerbatimChar"/>
+        </w:rPr>
+        <w:t xml:space="preserve">Gráfico guardado como 'optimizacion_umbral.png'</w:t>
+      </w:r>
+    </w:p>
+    <w:p>
+      <w:pPr>
+        <w:pStyle w:val="FirstParagraph"/>
+      </w:pPr>
+      <w:r>
+        <w:drawing>
+          <wp:inline>
+            <wp:extent cx="5943600" cy="1953490"/>
+            <wp:effectExtent b="0" l="0" r="0" t="0"/>
+            <wp:docPr descr="" title="" id="82" name="Picture"/>
+            <a:graphic>
+              <a:graphicData uri="http://schemas.openxmlformats.org/drawingml/2006/picture">
+                <pic:pic>
+                  <pic:nvPicPr>
+                    <pic:cNvPr descr="index_files/figure-docx/cell-30-output-2.png" id="83" name="Picture"/>
+                    <pic:cNvPicPr>
+                      <a:picLocks noChangeArrowheads="1" noChangeAspect="1"/>
+                    </pic:cNvPicPr>
+                  </pic:nvPicPr>
+                  <pic:blipFill>
+                    <a:blip r:embed="rId81"/>
+                    <a:stretch>
+                      <a:fillRect/>
+                    </a:stretch>
+                  </pic:blipFill>
+                  <pic:spPr bwMode="auto">
+                    <a:xfrm>
+                      <a:off x="0" y="0"/>
+                      <a:ext cx="5943600" cy="1953490"/>
+                    </a:xfrm>
+                    <a:prstGeom prst="rect">
+                      <a:avLst/>
+                    </a:prstGeom>
+                    <a:noFill/>
+                    <a:ln w="9525">
+                      <a:noFill/>
+                      <a:headEnd/>
+                      <a:tailEnd/>
+                    </a:ln>
+                  </pic:spPr>
+                </pic:pic>
+              </a:graphicData>
+            </a:graphic>
+          </wp:inline>
+        </w:drawing>
+      </w:r>
+    </w:p>
+    <w:bookmarkEnd w:id="84"/>
+    <w:bookmarkEnd w:id="85"/>
+    <w:bookmarkStart w:id="86" w:name="conclusión"/>
     <w:p>
       <w:pPr>
         <w:pStyle w:val="Heading1"/>
@@ -27405,8 +30637,8 @@
         <w:t xml:space="preserve">AUC: Métrica resumen de la curva ROC</w:t>
       </w:r>
     </w:p>
-    <w:bookmarkEnd w:id="71"/>
-    <w:bookmarkStart w:id="72" w:name="próximos-pasos"/>
+    <w:bookmarkEnd w:id="86"/>
+    <w:bookmarkStart w:id="87" w:name="próximos-pasos"/>
     <w:p>
       <w:pPr>
         <w:pStyle w:val="Heading1"/>
@@ -27491,8 +30723,8 @@
         <w:t xml:space="preserve">Estos algoritmos nos permitirán construir modelos predictivos más sofisticados para problemas económicos complejos.</w:t>
       </w:r>
     </w:p>
-    <w:bookmarkEnd w:id="72"/>
-    <w:bookmarkStart w:id="73" w:name="recursos-adicionales"/>
+    <w:bookmarkEnd w:id="87"/>
+    <w:bookmarkStart w:id="88" w:name="recursos-adicionales"/>
     <w:p>
       <w:pPr>
         <w:pStyle w:val="Heading1"/>
@@ -27557,8 +30789,8 @@
         <w:t xml:space="preserve">Aplicaciones en economía: papers en credit scoring, fraud detection</w:t>
       </w:r>
     </w:p>
-    <w:bookmarkEnd w:id="73"/>
-    <w:bookmarkStart w:id="100" w:name="publicaciones-similares"/>
+    <w:bookmarkEnd w:id="88"/>
+    <w:bookmarkStart w:id="115" w:name="publicaciones-similares"/>
     <w:p>
       <w:pPr>
         <w:pStyle w:val="Heading1"/>
@@ -27583,11 +30815,11 @@
           <w:numId w:val="1006"/>
         </w:numPr>
       </w:pPr>
-      <w:hyperlink r:id="rId74"/>
+      <w:hyperlink r:id="rId89"/>
       <w:r>
         <w:t xml:space="preserve"> </w:t>
       </w:r>
-      <w:hyperlink r:id="rId75">
+      <w:hyperlink r:id="rId90">
         <w:r>
           <w:rPr>
             <w:rStyle w:val="Hyperlink"/>
@@ -27604,11 +30836,11 @@
           <w:numId w:val="1006"/>
         </w:numPr>
       </w:pPr>
-      <w:hyperlink r:id="rId76"/>
+      <w:hyperlink r:id="rId91"/>
       <w:r>
         <w:t xml:space="preserve"> </w:t>
       </w:r>
-      <w:hyperlink r:id="rId77">
+      <w:hyperlink r:id="rId92">
         <w:r>
           <w:rPr>
             <w:rStyle w:val="Hyperlink"/>
@@ -27625,11 +30857,11 @@
           <w:numId w:val="1006"/>
         </w:numPr>
       </w:pPr>
-      <w:hyperlink r:id="rId78"/>
+      <w:hyperlink r:id="rId93"/>
       <w:r>
         <w:t xml:space="preserve"> </w:t>
       </w:r>
-      <w:hyperlink r:id="rId79">
+      <w:hyperlink r:id="rId94">
         <w:r>
           <w:rPr>
             <w:rStyle w:val="Hyperlink"/>
@@ -27646,11 +30878,11 @@
           <w:numId w:val="1006"/>
         </w:numPr>
       </w:pPr>
-      <w:hyperlink r:id="rId80"/>
+      <w:hyperlink r:id="rId95"/>
       <w:r>
         <w:t xml:space="preserve"> </w:t>
       </w:r>
-      <w:hyperlink r:id="rId81">
+      <w:hyperlink r:id="rId96">
         <w:r>
           <w:rPr>
             <w:rStyle w:val="Hyperlink"/>
@@ -27667,11 +30899,11 @@
           <w:numId w:val="1006"/>
         </w:numPr>
       </w:pPr>
-      <w:hyperlink r:id="rId82"/>
+      <w:hyperlink r:id="rId97"/>
       <w:r>
         <w:t xml:space="preserve"> </w:t>
       </w:r>
-      <w:hyperlink r:id="rId83">
+      <w:hyperlink r:id="rId98">
         <w:r>
           <w:rPr>
             <w:rStyle w:val="Hyperlink"/>
@@ -27688,11 +30920,11 @@
           <w:numId w:val="1006"/>
         </w:numPr>
       </w:pPr>
-      <w:hyperlink r:id="rId84"/>
+      <w:hyperlink r:id="rId99"/>
       <w:r>
         <w:t xml:space="preserve"> </w:t>
       </w:r>
-      <w:hyperlink r:id="rId85">
+      <w:hyperlink r:id="rId100">
         <w:r>
           <w:rPr>
             <w:rStyle w:val="Hyperlink"/>
@@ -27709,11 +30941,11 @@
           <w:numId w:val="1006"/>
         </w:numPr>
       </w:pPr>
-      <w:hyperlink r:id="rId86"/>
+      <w:hyperlink r:id="rId101"/>
       <w:r>
         <w:t xml:space="preserve"> </w:t>
       </w:r>
-      <w:hyperlink r:id="rId87">
+      <w:hyperlink r:id="rId102">
         <w:r>
           <w:rPr>
             <w:rStyle w:val="Hyperlink"/>
@@ -27730,11 +30962,11 @@
           <w:numId w:val="1006"/>
         </w:numPr>
       </w:pPr>
-      <w:hyperlink r:id="rId88"/>
+      <w:hyperlink r:id="rId103"/>
       <w:r>
         <w:t xml:space="preserve"> </w:t>
       </w:r>
-      <w:hyperlink r:id="rId89">
+      <w:hyperlink r:id="rId104">
         <w:r>
           <w:rPr>
             <w:rStyle w:val="Hyperlink"/>
@@ -27751,11 +30983,11 @@
           <w:numId w:val="1006"/>
         </w:numPr>
       </w:pPr>
-      <w:hyperlink r:id="rId90"/>
+      <w:hyperlink r:id="rId105"/>
       <w:r>
         <w:t xml:space="preserve"> </w:t>
       </w:r>
-      <w:hyperlink r:id="rId91">
+      <w:hyperlink r:id="rId106">
         <w:r>
           <w:rPr>
             <w:rStyle w:val="Hyperlink"/>
@@ -27772,11 +31004,11 @@
           <w:numId w:val="1006"/>
         </w:numPr>
       </w:pPr>
-      <w:hyperlink r:id="rId92"/>
+      <w:hyperlink r:id="rId107"/>
       <w:r>
         <w:t xml:space="preserve"> </w:t>
       </w:r>
-      <w:hyperlink r:id="rId93">
+      <w:hyperlink r:id="rId108">
         <w:r>
           <w:rPr>
             <w:rStyle w:val="Hyperlink"/>
@@ -27793,11 +31025,11 @@
           <w:numId w:val="1006"/>
         </w:numPr>
       </w:pPr>
-      <w:hyperlink r:id="rId94"/>
+      <w:hyperlink r:id="rId109"/>
       <w:r>
         <w:t xml:space="preserve"> </w:t>
       </w:r>
-      <w:hyperlink r:id="rId95">
+      <w:hyperlink r:id="rId110">
         <w:r>
           <w:rPr>
             <w:rStyle w:val="Hyperlink"/>
@@ -27814,11 +31046,11 @@
           <w:numId w:val="1006"/>
         </w:numPr>
       </w:pPr>
-      <w:hyperlink r:id="rId96"/>
+      <w:hyperlink r:id="rId111"/>
       <w:r>
         <w:t xml:space="preserve"> </w:t>
       </w:r>
-      <w:hyperlink r:id="rId97">
+      <w:hyperlink r:id="rId112">
         <w:r>
           <w:rPr>
             <w:rStyle w:val="Hyperlink"/>
@@ -27835,11 +31067,11 @@
           <w:numId w:val="1006"/>
         </w:numPr>
       </w:pPr>
-      <w:hyperlink r:id="rId98"/>
+      <w:hyperlink r:id="rId113"/>
       <w:r>
         <w:t xml:space="preserve"> </w:t>
       </w:r>
-      <w:hyperlink r:id="rId99">
+      <w:hyperlink r:id="rId114">
         <w:r>
           <w:rPr>
             <w:rStyle w:val="Hyperlink"/>
@@ -27856,7 +31088,7 @@
         <w:t xml:space="preserve">Esperamos que encuentres estas publicaciones igualmente interesantes y útiles. ¡Disfruta de la lectura!</w:t>
       </w:r>
     </w:p>
-    <w:bookmarkEnd w:id="100"/>
+    <w:bookmarkEnd w:id="115"/>
     <w:sectPr>
       <w:headerReference r:id="rId8" w:type="even"/>
       <w:headerReference r:id="rId9" w:type="default"/>
